--- a/reports/report.docx
+++ b/reports/report.docx
@@ -324,6 +324,34 @@
           <w:szCs w:val="22"/>
         </w:rPr>
         <w:t xml:space="preserve">Does a higher share of variable renewables (Wind + Solar) make wholesale electricity prices more volatile? Statistical measures (Standard Deviation, Coefficient of Variation) are applied to the Australian wholesale market — the only dataset with price data — spanning 1999 to 2025.</w:t>
+      </w:r>
+    </w:p>
+    <w:p>
+      <w:pPr>
+        <w:pStyle w:val="ListParagraph"/>
+        <w:numPr>
+          <w:ilvl w:val="0"/>
+          <w:numId w:val="2"/>
+        </w:numPr>
+        <w:spacing w:after="90"/>
+      </w:pPr>
+      <w:r>
+        <w:rPr>
+          <w:rFonts w:ascii="Arial" w:cs="Arial" w:eastAsia="Arial" w:hAnsi="Arial"/>
+          <w:b/>
+          <w:bCs/>
+          <w:sz w:val="22"/>
+          <w:szCs w:val="22"/>
+        </w:rPr>
+        <w:t xml:space="preserve">RQ4 — Portfolio Diversification: </w:t>
+      </w:r>
+      <w:r>
+        <w:rPr>
+          <w:rFonts w:ascii="Arial" w:cs="Arial" w:eastAsia="Arial" w:hAnsi="Arial"/>
+          <w:sz w:val="22"/>
+          <w:szCs w:val="22"/>
+        </w:rPr>
+        <w:t xml:space="preserve">Is the energy transition making electricity grids structurally more diverse and resilient, or simply replacing one dominant fuel with another? The Herfindahl-Hirschman Index (HHI) — a concentration metric from economics — is applied to each country's monthly generation mix to quantify portfolio diversity over time.</w:t>
       </w:r>
     </w:p>
     <w:p>
@@ -3186,6 +3214,269 @@
           <w:szCs w:val="26"/>
         </w:rPr>
         <w:t xml:space="preserve">3.1 RQ1 — Transition Velocity</w:t>
+      </w:r>
+    </w:p>
+    <w:p>
+      <w:pPr>
+        <w:pStyle w:val="Heading3"/>
+        <w:spacing w:after="80" w:before="200"/>
+      </w:pPr>
+      <w:r>
+        <w:rPr>
+          <w:rFonts w:ascii="Arial" w:cs="Arial" w:eastAsia="Arial" w:hAnsi="Arial"/>
+          <w:b/>
+          <w:bCs/>
+          <w:color w:val="595959"/>
+          <w:sz w:val="22"/>
+          <w:szCs w:val="22"/>
+        </w:rPr>
+        <w:t xml:space="preserve">Objective and design rationale</w:t>
+      </w:r>
+    </w:p>
+    <w:tbl>
+      <w:tblPr>
+        <w:tblW w:type="dxa" w:w="9360"/>
+        <w:tblBorders>
+          <w:top w:val="single" w:color="auto" w:sz="4"/>
+          <w:left w:val="single" w:color="auto" w:sz="4"/>
+          <w:bottom w:val="single" w:color="auto" w:sz="4"/>
+          <w:right w:val="single" w:color="auto" w:sz="4"/>
+          <w:insideH w:val="single" w:color="auto" w:sz="4"/>
+          <w:insideV w:val="single" w:color="auto" w:sz="4"/>
+        </w:tblBorders>
+      </w:tblPr>
+      <w:tblGrid>
+        <w:gridCol w:w="9360"/>
+      </w:tblGrid>
+      <w:tr>
+        <w:tc>
+          <w:tcPr>
+            <w:tcW w:type="dxa" w:w="9360"/>
+            <w:tcBorders>
+              <w:top w:val="single" w:color="2E74B5" w:sz="1"/>
+              <w:left w:val="thick" w:color="2E74B5" w:sz="16"/>
+              <w:bottom w:val="single" w:color="2E74B5" w:sz="1"/>
+              <w:right w:val="single" w:color="2E74B5" w:sz="1"/>
+            </w:tcBorders>
+            <w:shd w:fill="D6E4F0" w:val="clear"/>
+            <w:tcMar>
+              <w:top w:type="dxa" w:w="100"/>
+              <w:left w:type="dxa" w:w="180"/>
+              <w:bottom w:type="dxa" w:w="100"/>
+              <w:right w:type="dxa" w:w="160"/>
+            </w:tcMar>
+          </w:tcPr>
+          <w:p>
+            <w:pPr>
+              <w:spacing w:after="70"/>
+            </w:pPr>
+            <w:r>
+              <w:rPr>
+                <w:rFonts w:ascii="Arial" w:cs="Arial" w:eastAsia="Arial" w:hAnsi="Arial"/>
+                <w:sz w:val="21"/>
+                <w:szCs w:val="21"/>
+              </w:rPr>
+              <w:t xml:space="preserve">Question: Between 2019 and 2025, which country moved away from fossil fuels (Coal + Gas)</w:t>
+            </w:r>
+          </w:p>
+          <w:p>
+            <w:pPr>
+              <w:spacing w:after="0"/>
+            </w:pPr>
+            <w:r>
+              <w:rPr>
+                <w:rFonts w:ascii="Arial" w:cs="Arial" w:eastAsia="Arial" w:hAnsi="Arial"/>
+                <w:sz w:val="21"/>
+                <w:szCs w:val="21"/>
+              </w:rPr>
+              <w:t xml:space="preserve">fastest, and which grew Wind + Solar the quickest?</w:t>
+            </w:r>
+          </w:p>
+        </w:tc>
+      </w:tr>
+    </w:tbl>
+    <w:p>
+      <w:pPr>
+        <w:spacing w:after="80"/>
+      </w:pPr>
+      <w:r>
+        <w:t xml:space="preserve"/>
+      </w:r>
+    </w:p>
+    <w:p>
+      <w:pPr>
+        <w:pStyle w:val="ListParagraph"/>
+        <w:numPr>
+          <w:ilvl w:val="0"/>
+          <w:numId w:val="2"/>
+        </w:numPr>
+        <w:spacing w:after="90"/>
+      </w:pPr>
+      <w:r>
+        <w:rPr>
+          <w:rFonts w:ascii="Arial" w:cs="Arial" w:eastAsia="Arial" w:hAnsi="Arial"/>
+          <w:b/>
+          <w:bCs/>
+          <w:sz w:val="22"/>
+          <w:szCs w:val="22"/>
+        </w:rPr>
+        <w:t xml:space="preserve">What we are looking for: </w:t>
+      </w:r>
+      <w:r>
+        <w:rPr>
+          <w:rFonts w:ascii="Arial" w:cs="Arial" w:eastAsia="Arial" w:hAnsi="Arial"/>
+          <w:sz w:val="22"/>
+          <w:szCs w:val="22"/>
+        </w:rPr>
+        <w:t xml:space="preserve">The rate of change in the generation mix — not just the current level, but how fast each country is moving. A country at 60% fossil declining by 0.3 pp/month is transitioning faster than one at 40% declining by 0.1 pp/month, even though the latter has a cleaner grid today.</w:t>
+      </w:r>
+    </w:p>
+    <w:p>
+      <w:pPr>
+        <w:pStyle w:val="ListParagraph"/>
+        <w:numPr>
+          <w:ilvl w:val="0"/>
+          <w:numId w:val="2"/>
+        </w:numPr>
+        <w:spacing w:after="90"/>
+      </w:pPr>
+      <w:r>
+        <w:rPr>
+          <w:rFonts w:ascii="Arial" w:cs="Arial" w:eastAsia="Arial" w:hAnsi="Arial"/>
+          <w:b/>
+          <w:bCs/>
+          <w:sz w:val="22"/>
+          <w:szCs w:val="22"/>
+        </w:rPr>
+        <w:t xml:space="preserve">How we measure it: </w:t>
+      </w:r>
+      <w:r>
+        <w:rPr>
+          <w:rFonts w:ascii="Arial" w:cs="Arial" w:eastAsia="Arial" w:hAnsi="Arial"/>
+          <w:sz w:val="22"/>
+          <w:szCs w:val="22"/>
+        </w:rPr>
+        <w:t xml:space="preserve">Monthly percentage share of Coal + Gas ('fossil share') and Wind + Solar ('W+S share') are computed for each country. Linear regression (lm() in R) is fitted to each time series, producing a slope coefficient in percentage points per month — the 'transition velocity.' This single number is directly comparable across countries regardless of grid size.</w:t>
+      </w:r>
+    </w:p>
+    <w:p>
+      <w:pPr>
+        <w:pStyle w:val="ListParagraph"/>
+        <w:numPr>
+          <w:ilvl w:val="0"/>
+          <w:numId w:val="2"/>
+        </w:numPr>
+        <w:spacing w:after="90"/>
+      </w:pPr>
+      <w:r>
+        <w:rPr>
+          <w:rFonts w:ascii="Arial" w:cs="Arial" w:eastAsia="Arial" w:hAnsi="Arial"/>
+          <w:b/>
+          <w:bCs/>
+          <w:sz w:val="22"/>
+          <w:szCs w:val="22"/>
+        </w:rPr>
+        <w:t xml:space="preserve">Why percentage share, not absolute GWh: </w:t>
+      </w:r>
+      <w:r>
+        <w:rPr>
+          <w:rFonts w:ascii="Arial" w:cs="Arial" w:eastAsia="Arial" w:hAnsi="Arial"/>
+          <w:sz w:val="22"/>
+          <w:szCs w:val="22"/>
+        </w:rPr>
+        <w:t xml:space="preserve">The US generates ~260× more electricity than the UK or Australia. Without normalising to percentages, the US dominates every absolute chart and meaningful comparison is impossible.</w:t>
+      </w:r>
+    </w:p>
+    <w:p>
+      <w:pPr>
+        <w:pStyle w:val="ListParagraph"/>
+        <w:numPr>
+          <w:ilvl w:val="0"/>
+          <w:numId w:val="2"/>
+        </w:numPr>
+        <w:spacing w:after="90"/>
+      </w:pPr>
+      <w:r>
+        <w:rPr>
+          <w:rFonts w:ascii="Arial" w:cs="Arial" w:eastAsia="Arial" w:hAnsi="Arial"/>
+          <w:b/>
+          <w:bCs/>
+          <w:sz w:val="22"/>
+          <w:szCs w:val="22"/>
+        </w:rPr>
+        <w:t xml:space="preserve">Why line charts with trend overlay: </w:t>
+      </w:r>
+      <w:r>
+        <w:rPr>
+          <w:rFonts w:ascii="Arial" w:cs="Arial" w:eastAsia="Arial" w:hAnsi="Arial"/>
+          <w:sz w:val="22"/>
+          <w:szCs w:val="22"/>
+        </w:rPr>
+        <w:t xml:space="preserve">Time series line charts (Figures 1–4) show both the raw monthly data and the fitted regression line. The raw line reveals seasonal volatility; the dashed trend line isolates the underlying direction. Bar charts cannot show continuous temporal trends; scatter plots would lose the time axis.</w:t>
+      </w:r>
+    </w:p>
+    <w:p>
+      <w:pPr>
+        <w:pStyle w:val="ListParagraph"/>
+        <w:numPr>
+          <w:ilvl w:val="0"/>
+          <w:numId w:val="2"/>
+        </w:numPr>
+        <w:spacing w:after="90"/>
+      </w:pPr>
+      <w:r>
+        <w:rPr>
+          <w:rFonts w:ascii="Arial" w:cs="Arial" w:eastAsia="Arial" w:hAnsi="Arial"/>
+          <w:b/>
+          <w:bCs/>
+          <w:sz w:val="22"/>
+          <w:szCs w:val="22"/>
+        </w:rPr>
+        <w:t xml:space="preserve">Why a slope comparison bar chart: </w:t>
+      </w:r>
+      <w:r>
+        <w:rPr>
+          <w:rFonts w:ascii="Arial" w:cs="Arial" w:eastAsia="Arial" w:hAnsi="Arial"/>
+          <w:sz w:val="22"/>
+          <w:szCs w:val="22"/>
+        </w:rPr>
+        <w:t xml:space="preserve">Figure 5 translates the regression slopes into a grouped bar chart — enabling direct side-by-side comparison of a single scalar metric (pp/month) across countries. The zero reference line distinguishes decline from growth.</w:t>
+      </w:r>
+    </w:p>
+    <w:p>
+      <w:pPr>
+        <w:pStyle w:val="ListParagraph"/>
+        <w:numPr>
+          <w:ilvl w:val="0"/>
+          <w:numId w:val="2"/>
+        </w:numPr>
+        <w:spacing w:after="90"/>
+      </w:pPr>
+      <w:r>
+        <w:rPr>
+          <w:rFonts w:ascii="Arial" w:cs="Arial" w:eastAsia="Arial" w:hAnsi="Arial"/>
+          <w:b/>
+          <w:bCs/>
+          <w:sz w:val="22"/>
+          <w:szCs w:val="22"/>
+        </w:rPr>
+        <w:t xml:space="preserve">Why a dumbbell chart: </w:t>
+      </w:r>
+      <w:r>
+        <w:rPr>
+          <w:rFonts w:ascii="Arial" w:cs="Arial" w:eastAsia="Arial" w:hAnsi="Arial"/>
+          <w:sz w:val="22"/>
+          <w:szCs w:val="22"/>
+        </w:rPr>
+        <w:t xml:space="preserve">The dumbbell plot (in dashboard) shows start-year and end-year values as connected dots. It answers 'how far did each country travel?' rather than 'how fast?' — complementing the slope chart with absolute magnitude.</w:t>
+      </w:r>
+    </w:p>
+    <w:p>
+      <w:pPr>
+        <w:spacing w:after="80"/>
+      </w:pPr>
+      <w:r>
+        <w:t xml:space="preserve"/>
       </w:r>
     </w:p>
     <w:p>
@@ -5105,6 +5396,269 @@
           <w:sz w:val="22"/>
           <w:szCs w:val="22"/>
         </w:rPr>
+        <w:t xml:space="preserve">Objective and design rationale</w:t>
+      </w:r>
+    </w:p>
+    <w:tbl>
+      <w:tblPr>
+        <w:tblW w:type="dxa" w:w="9360"/>
+        <w:tblBorders>
+          <w:top w:val="single" w:color="auto" w:sz="4"/>
+          <w:left w:val="single" w:color="auto" w:sz="4"/>
+          <w:bottom w:val="single" w:color="auto" w:sz="4"/>
+          <w:right w:val="single" w:color="auto" w:sz="4"/>
+          <w:insideH w:val="single" w:color="auto" w:sz="4"/>
+          <w:insideV w:val="single" w:color="auto" w:sz="4"/>
+        </w:tblBorders>
+      </w:tblPr>
+      <w:tblGrid>
+        <w:gridCol w:w="9360"/>
+      </w:tblGrid>
+      <w:tr>
+        <w:tc>
+          <w:tcPr>
+            <w:tcW w:type="dxa" w:w="9360"/>
+            <w:tcBorders>
+              <w:top w:val="single" w:color="FF9800" w:sz="1"/>
+              <w:left w:val="thick" w:color="FF9800" w:sz="16"/>
+              <w:bottom w:val="single" w:color="FF9800" w:sz="1"/>
+              <w:right w:val="single" w:color="FF9800" w:sz="1"/>
+            </w:tcBorders>
+            <w:shd w:fill="FFF8E1" w:val="clear"/>
+            <w:tcMar>
+              <w:top w:type="dxa" w:w="100"/>
+              <w:left w:type="dxa" w:w="180"/>
+              <w:bottom w:type="dxa" w:w="100"/>
+              <w:right w:type="dxa" w:w="160"/>
+            </w:tcMar>
+          </w:tcPr>
+          <w:p>
+            <w:pPr>
+              <w:spacing w:after="70"/>
+            </w:pPr>
+            <w:r>
+              <w:rPr>
+                <w:rFonts w:ascii="Arial" w:cs="Arial" w:eastAsia="Arial" w:hAnsi="Arial"/>
+                <w:sz w:val="21"/>
+                <w:szCs w:val="21"/>
+              </w:rPr>
+              <w:t xml:space="preserve">Question: During periods of peak demand when renewable output is low, how does each grid</w:t>
+            </w:r>
+          </w:p>
+          <w:p>
+            <w:pPr>
+              <w:spacing w:after="0"/>
+            </w:pPr>
+            <w:r>
+              <w:rPr>
+                <w:rFonts w:ascii="Arial" w:cs="Arial" w:eastAsia="Arial" w:hAnsi="Arial"/>
+                <w:sz w:val="21"/>
+                <w:szCs w:val="21"/>
+              </w:rPr>
+              <w:t xml:space="preserve">survive? Which backup sources fill the gap?</w:t>
+            </w:r>
+          </w:p>
+        </w:tc>
+      </w:tr>
+    </w:tbl>
+    <w:p>
+      <w:pPr>
+        <w:spacing w:after="80"/>
+      </w:pPr>
+      <w:r>
+        <w:t xml:space="preserve"/>
+      </w:r>
+    </w:p>
+    <w:p>
+      <w:pPr>
+        <w:pStyle w:val="ListParagraph"/>
+        <w:numPr>
+          <w:ilvl w:val="0"/>
+          <w:numId w:val="2"/>
+        </w:numPr>
+        <w:spacing w:after="90"/>
+      </w:pPr>
+      <w:r>
+        <w:rPr>
+          <w:rFonts w:ascii="Arial" w:cs="Arial" w:eastAsia="Arial" w:hAnsi="Arial"/>
+          <w:b/>
+          <w:bCs/>
+          <w:sz w:val="22"/>
+          <w:szCs w:val="22"/>
+        </w:rPr>
+        <w:t xml:space="preserve">What we are looking for: </w:t>
+      </w:r>
+      <w:r>
+        <w:rPr>
+          <w:rFonts w:ascii="Arial" w:cs="Arial" w:eastAsia="Arial" w:hAnsi="Arial"/>
+          <w:sz w:val="22"/>
+          <w:szCs w:val="22"/>
+        </w:rPr>
+        <w:t xml:space="preserve">The 'reliability gap' — how much the renewable share of generation drops during peak-stress months compared to normal months. A large gap means the grid becomes significantly more fossil-dependent under stress, revealing structural vulnerability.</w:t>
+      </w:r>
+    </w:p>
+    <w:p>
+      <w:pPr>
+        <w:pStyle w:val="ListParagraph"/>
+        <w:numPr>
+          <w:ilvl w:val="0"/>
+          <w:numId w:val="2"/>
+        </w:numPr>
+        <w:spacing w:after="90"/>
+      </w:pPr>
+      <w:r>
+        <w:rPr>
+          <w:rFonts w:ascii="Arial" w:cs="Arial" w:eastAsia="Arial" w:hAnsi="Arial"/>
+          <w:b/>
+          <w:bCs/>
+          <w:sz w:val="22"/>
+          <w:szCs w:val="22"/>
+        </w:rPr>
+        <w:t xml:space="preserve">How we define peak stress: </w:t>
+      </w:r>
+      <w:r>
+        <w:rPr>
+          <w:rFonts w:ascii="Arial" w:cs="Arial" w:eastAsia="Arial" w:hAnsi="Arial"/>
+          <w:sz w:val="22"/>
+          <w:szCs w:val="22"/>
+        </w:rPr>
+        <w:t xml:space="preserve">Each country has a different climate-driven peak: UK winters (Dec–Feb) when solar is near zero and heating demand peaks; Australian summers (Dec–Feb) when extreme heat drives air-conditioning load; US summers (Jun–Aug) when heat waves stress southern and central grids.</w:t>
+      </w:r>
+    </w:p>
+    <w:p>
+      <w:pPr>
+        <w:pStyle w:val="ListParagraph"/>
+        <w:numPr>
+          <w:ilvl w:val="0"/>
+          <w:numId w:val="2"/>
+        </w:numPr>
+        <w:spacing w:after="90"/>
+      </w:pPr>
+      <w:r>
+        <w:rPr>
+          <w:rFonts w:ascii="Arial" w:cs="Arial" w:eastAsia="Arial" w:hAnsi="Arial"/>
+          <w:b/>
+          <w:bCs/>
+          <w:sz w:val="22"/>
+          <w:szCs w:val="22"/>
+        </w:rPr>
+        <w:t xml:space="preserve">How we measure it: </w:t>
+      </w:r>
+      <w:r>
+        <w:rPr>
+          <w:rFonts w:ascii="Arial" w:cs="Arial" w:eastAsia="Arial" w:hAnsi="Arial"/>
+          <w:sz w:val="22"/>
+          <w:szCs w:val="22"/>
+        </w:rPr>
+        <w:t xml:space="preserve">Renewable share is computed separately for peak and non-peak months, then the difference (non-peak minus peak) gives the reliability gap in percentage points. The backup source mix is computed as each source's share of total generation during peak months only.</w:t>
+      </w:r>
+    </w:p>
+    <w:p>
+      <w:pPr>
+        <w:pStyle w:val="ListParagraph"/>
+        <w:numPr>
+          <w:ilvl w:val="0"/>
+          <w:numId w:val="2"/>
+        </w:numPr>
+        <w:spacing w:after="90"/>
+      </w:pPr>
+      <w:r>
+        <w:rPr>
+          <w:rFonts w:ascii="Arial" w:cs="Arial" w:eastAsia="Arial" w:hAnsi="Arial"/>
+          <w:b/>
+          <w:bCs/>
+          <w:sz w:val="22"/>
+          <w:szCs w:val="22"/>
+        </w:rPr>
+        <w:t xml:space="preserve">Why donut charts for backup mix: </w:t>
+      </w:r>
+      <w:r>
+        <w:rPr>
+          <w:rFonts w:ascii="Arial" w:cs="Arial" w:eastAsia="Arial" w:hAnsi="Arial"/>
+          <w:sz w:val="22"/>
+          <w:szCs w:val="22"/>
+        </w:rPr>
+        <w:t xml:space="preserve">Figure 6 uses donut charts because the question is 'what fraction of the whole does each source contribute?' — a part-of-whole composition question that donuts make instantly readable. Stacked bars would work but are harder to compare when the totals differ.</w:t>
+      </w:r>
+    </w:p>
+    <w:p>
+      <w:pPr>
+        <w:pStyle w:val="ListParagraph"/>
+        <w:numPr>
+          <w:ilvl w:val="0"/>
+          <w:numId w:val="2"/>
+        </w:numPr>
+        <w:spacing w:after="90"/>
+      </w:pPr>
+      <w:r>
+        <w:rPr>
+          <w:rFonts w:ascii="Arial" w:cs="Arial" w:eastAsia="Arial" w:hAnsi="Arial"/>
+          <w:b/>
+          <w:bCs/>
+          <w:sz w:val="22"/>
+          <w:szCs w:val="22"/>
+        </w:rPr>
+        <w:t xml:space="preserve">Why a gap line chart: </w:t>
+      </w:r>
+      <w:r>
+        <w:rPr>
+          <w:rFonts w:ascii="Arial" w:cs="Arial" w:eastAsia="Arial" w:hAnsi="Arial"/>
+          <w:sz w:val="22"/>
+          <w:szCs w:val="22"/>
+        </w:rPr>
+        <w:t xml:space="preserve">Figure 7 plots the reliability gap annually as a line chart. A line was chosen because the key insight is the trend — is the gap widening or narrowing? The zero reference line provides the interpretive threshold.</w:t>
+      </w:r>
+    </w:p>
+    <w:p>
+      <w:pPr>
+        <w:pStyle w:val="ListParagraph"/>
+        <w:numPr>
+          <w:ilvl w:val="0"/>
+          <w:numId w:val="2"/>
+        </w:numPr>
+        <w:spacing w:after="90"/>
+      </w:pPr>
+      <w:r>
+        <w:rPr>
+          <w:rFonts w:ascii="Arial" w:cs="Arial" w:eastAsia="Arial" w:hAnsi="Arial"/>
+          <w:b/>
+          <w:bCs/>
+          <w:sz w:val="22"/>
+          <w:szCs w:val="22"/>
+        </w:rPr>
+        <w:t xml:space="preserve">Why a scatter with peak highlighting: </w:t>
+      </w:r>
+      <w:r>
+        <w:rPr>
+          <w:rFonts w:ascii="Arial" w:cs="Arial" w:eastAsia="Arial" w:hAnsi="Arial"/>
+          <w:sz w:val="22"/>
+          <w:szCs w:val="22"/>
+        </w:rPr>
+        <w:t xml:space="preserve">In the dashboard, monthly dots are plotted with peak months as large bright markers and non-peak as faded dots. This reveals seasonal patterns and provides granular evidence for the aggregate gap statistic.</w:t>
+      </w:r>
+    </w:p>
+    <w:p>
+      <w:pPr>
+        <w:spacing w:after="80"/>
+      </w:pPr>
+      <w:r>
+        <w:t xml:space="preserve"/>
+      </w:r>
+    </w:p>
+    <w:p>
+      <w:pPr>
+        <w:pStyle w:val="Heading3"/>
+        <w:spacing w:after="80" w:before="200"/>
+      </w:pPr>
+      <w:r>
+        <w:rPr>
+          <w:rFonts w:ascii="Arial" w:cs="Arial" w:eastAsia="Arial" w:hAnsi="Arial"/>
+          <w:b/>
+          <w:bCs/>
+          <w:color w:val="595959"/>
+          <w:sz w:val="22"/>
+          <w:szCs w:val="22"/>
+        </w:rPr>
         <w:t xml:space="preserve">Approach and justification</w:t>
       </w:r>
     </w:p>
@@ -6576,6 +7130,297 @@
           <w:sz w:val="22"/>
           <w:szCs w:val="22"/>
         </w:rPr>
+        <w:t xml:space="preserve">Objective and design rationale</w:t>
+      </w:r>
+    </w:p>
+    <w:tbl>
+      <w:tblPr>
+        <w:tblW w:type="dxa" w:w="9360"/>
+        <w:tblBorders>
+          <w:top w:val="single" w:color="auto" w:sz="4"/>
+          <w:left w:val="single" w:color="auto" w:sz="4"/>
+          <w:bottom w:val="single" w:color="auto" w:sz="4"/>
+          <w:right w:val="single" w:color="auto" w:sz="4"/>
+          <w:insideH w:val="single" w:color="auto" w:sz="4"/>
+          <w:insideV w:val="single" w:color="auto" w:sz="4"/>
+        </w:tblBorders>
+      </w:tblPr>
+      <w:tblGrid>
+        <w:gridCol w:w="9360"/>
+      </w:tblGrid>
+      <w:tr>
+        <w:tc>
+          <w:tcPr>
+            <w:tcW w:type="dxa" w:w="9360"/>
+            <w:tcBorders>
+              <w:top w:val="single" w:color="E91E63" w:sz="1"/>
+              <w:left w:val="thick" w:color="E91E63" w:sz="16"/>
+              <w:bottom w:val="single" w:color="E91E63" w:sz="1"/>
+              <w:right w:val="single" w:color="E91E63" w:sz="1"/>
+            </w:tcBorders>
+            <w:shd w:fill="FCE4EC" w:val="clear"/>
+            <w:tcMar>
+              <w:top w:type="dxa" w:w="100"/>
+              <w:left w:type="dxa" w:w="180"/>
+              <w:bottom w:type="dxa" w:w="100"/>
+              <w:right w:type="dxa" w:w="160"/>
+            </w:tcMar>
+          </w:tcPr>
+          <w:p>
+            <w:pPr>
+              <w:spacing w:after="70"/>
+            </w:pPr>
+            <w:r>
+              <w:rPr>
+                <w:rFonts w:ascii="Arial" w:cs="Arial" w:eastAsia="Arial" w:hAnsi="Arial"/>
+                <w:sz w:val="21"/>
+                <w:szCs w:val="21"/>
+              </w:rPr>
+              <w:t xml:space="preserve">Question: Does a higher share of Solar and Wind make wholesale electricity prices more</w:t>
+            </w:r>
+          </w:p>
+          <w:p>
+            <w:pPr>
+              <w:spacing w:after="0"/>
+            </w:pPr>
+            <w:r>
+              <w:rPr>
+                <w:rFonts w:ascii="Arial" w:cs="Arial" w:eastAsia="Arial" w:hAnsi="Arial"/>
+                <w:sz w:val="21"/>
+                <w:szCs w:val="21"/>
+              </w:rPr>
+              <w:t xml:space="preserve">volatile and unpredictable? (Australia only — only dataset with price data)</w:t>
+            </w:r>
+          </w:p>
+        </w:tc>
+      </w:tr>
+    </w:tbl>
+    <w:p>
+      <w:pPr>
+        <w:spacing w:after="80"/>
+      </w:pPr>
+      <w:r>
+        <w:t xml:space="preserve"/>
+      </w:r>
+    </w:p>
+    <w:p>
+      <w:pPr>
+        <w:pStyle w:val="ListParagraph"/>
+        <w:numPr>
+          <w:ilvl w:val="0"/>
+          <w:numId w:val="2"/>
+        </w:numPr>
+        <w:spacing w:after="90"/>
+      </w:pPr>
+      <w:r>
+        <w:rPr>
+          <w:rFonts w:ascii="Arial" w:cs="Arial" w:eastAsia="Arial" w:hAnsi="Arial"/>
+          <w:b/>
+          <w:bCs/>
+          <w:sz w:val="22"/>
+          <w:szCs w:val="22"/>
+        </w:rPr>
+        <w:t xml:space="preserve">What we are looking for: </w:t>
+      </w:r>
+      <w:r>
+        <w:rPr>
+          <w:rFonts w:ascii="Arial" w:cs="Arial" w:eastAsia="Arial" w:hAnsi="Arial"/>
+          <w:sz w:val="22"/>
+          <w:szCs w:val="22"/>
+        </w:rPr>
+        <w:t xml:space="preserve">Whether renewable penetration is statistically associated with price instability. The hypothesis to test: 'more variable renewables = more price swings.' If true, the scatter plot should show an upward trend; if false, volatility is driven by other factors.</w:t>
+      </w:r>
+    </w:p>
+    <w:p>
+      <w:pPr>
+        <w:pStyle w:val="ListParagraph"/>
+        <w:numPr>
+          <w:ilvl w:val="0"/>
+          <w:numId w:val="2"/>
+        </w:numPr>
+        <w:spacing w:after="90"/>
+      </w:pPr>
+      <w:r>
+        <w:rPr>
+          <w:rFonts w:ascii="Arial" w:cs="Arial" w:eastAsia="Arial" w:hAnsi="Arial"/>
+          <w:b/>
+          <w:bCs/>
+          <w:sz w:val="22"/>
+          <w:szCs w:val="22"/>
+        </w:rPr>
+        <w:t xml:space="preserve">How we measure volatility: </w:t>
+      </w:r>
+      <w:r>
+        <w:rPr>
+          <w:rFonts w:ascii="Arial" w:cs="Arial" w:eastAsia="Arial" w:hAnsi="Arial"/>
+          <w:sz w:val="22"/>
+          <w:szCs w:val="22"/>
+        </w:rPr>
+        <w:t xml:space="preserve">Two metrics are used. Standard Deviation (SD) measures absolute price swings in AUD/MWh. Coefficient of Variation (CV = SD ÷ Mean × 100) measures relative volatility — essential because average prices tripled over the study period, so a rising SD alone could reflect higher price levels, not more instability.</w:t>
+      </w:r>
+    </w:p>
+    <w:p>
+      <w:pPr>
+        <w:pStyle w:val="ListParagraph"/>
+        <w:numPr>
+          <w:ilvl w:val="0"/>
+          <w:numId w:val="2"/>
+        </w:numPr>
+        <w:spacing w:after="90"/>
+      </w:pPr>
+      <w:r>
+        <w:rPr>
+          <w:rFonts w:ascii="Arial" w:cs="Arial" w:eastAsia="Arial" w:hAnsi="Arial"/>
+          <w:b/>
+          <w:bCs/>
+          <w:sz w:val="22"/>
+          <w:szCs w:val="22"/>
+        </w:rPr>
+        <w:t xml:space="preserve">Why three historical eras: </w:t>
+      </w:r>
+      <w:r>
+        <w:rPr>
+          <w:rFonts w:ascii="Arial" w:cs="Arial" w:eastAsia="Arial" w:hAnsi="Arial"/>
+          <w:sz w:val="22"/>
+          <w:szCs w:val="22"/>
+        </w:rPr>
+        <w:t xml:space="preserve">The 26-year dataset is divided into Pre-renewable (1999–2009, W+S ≈0%), Early transition (2010–2016, W+S ≈5%), and High renewable (2017–2025, W+S ≈25%). Comparing distributions across eras tests whether the regime change coincides with higher volatility.</w:t>
+      </w:r>
+    </w:p>
+    <w:p>
+      <w:pPr>
+        <w:pStyle w:val="ListParagraph"/>
+        <w:numPr>
+          <w:ilvl w:val="0"/>
+          <w:numId w:val="2"/>
+        </w:numPr>
+        <w:spacing w:after="90"/>
+      </w:pPr>
+      <w:r>
+        <w:rPr>
+          <w:rFonts w:ascii="Arial" w:cs="Arial" w:eastAsia="Arial" w:hAnsi="Arial"/>
+          <w:b/>
+          <w:bCs/>
+          <w:sz w:val="22"/>
+          <w:szCs w:val="22"/>
+        </w:rPr>
+        <w:t xml:space="preserve">Why a rolling 12-month SD: </w:t>
+      </w:r>
+      <w:r>
+        <w:rPr>
+          <w:rFonts w:ascii="Arial" w:cs="Arial" w:eastAsia="Arial" w:hAnsi="Arial"/>
+          <w:sz w:val="22"/>
+          <w:szCs w:val="22"/>
+        </w:rPr>
+        <w:t xml:space="preserve">Figure 9 uses a rolling window rather than annual aggregates because it captures when volatility regimes shift without being dominated by calendar-year boundaries.</w:t>
+      </w:r>
+    </w:p>
+    <w:p>
+      <w:pPr>
+        <w:pStyle w:val="ListParagraph"/>
+        <w:numPr>
+          <w:ilvl w:val="0"/>
+          <w:numId w:val="2"/>
+        </w:numPr>
+        <w:spacing w:after="90"/>
+      </w:pPr>
+      <w:r>
+        <w:rPr>
+          <w:rFonts w:ascii="Arial" w:cs="Arial" w:eastAsia="Arial" w:hAnsi="Arial"/>
+          <w:b/>
+          <w:bCs/>
+          <w:sz w:val="22"/>
+          <w:szCs w:val="22"/>
+        </w:rPr>
+        <w:t xml:space="preserve">Why a scatter plot for the core test: </w:t>
+      </w:r>
+      <w:r>
+        <w:rPr>
+          <w:rFonts w:ascii="Arial" w:cs="Arial" w:eastAsia="Arial" w:hAnsi="Arial"/>
+          <w:sz w:val="22"/>
+          <w:szCs w:val="22"/>
+        </w:rPr>
+        <w:t xml:space="preserve">The W+S share vs. CV scatter is the critical analytical chart. The scatter idiom was chosen because the hypothesis concerns the relationship between two continuous variables — no other chart type can test this directly.</w:t>
+      </w:r>
+    </w:p>
+    <w:p>
+      <w:pPr>
+        <w:pStyle w:val="ListParagraph"/>
+        <w:numPr>
+          <w:ilvl w:val="0"/>
+          <w:numId w:val="2"/>
+        </w:numPr>
+        <w:spacing w:after="90"/>
+      </w:pPr>
+      <w:r>
+        <w:rPr>
+          <w:rFonts w:ascii="Arial" w:cs="Arial" w:eastAsia="Arial" w:hAnsi="Arial"/>
+          <w:b/>
+          <w:bCs/>
+          <w:sz w:val="22"/>
+          <w:szCs w:val="22"/>
+        </w:rPr>
+        <w:t xml:space="preserve">Why box plots for era comparison: </w:t>
+      </w:r>
+      <w:r>
+        <w:rPr>
+          <w:rFonts w:ascii="Arial" w:cs="Arial" w:eastAsia="Arial" w:hAnsi="Arial"/>
+          <w:sz w:val="22"/>
+          <w:szCs w:val="22"/>
+        </w:rPr>
+        <w:t xml:space="preserve">Box plots show the full price distribution within each era (median, IQR, outliers) — far more informative than comparing era means alone.</w:t>
+      </w:r>
+    </w:p>
+    <w:p>
+      <w:pPr>
+        <w:pStyle w:val="ListParagraph"/>
+        <w:numPr>
+          <w:ilvl w:val="0"/>
+          <w:numId w:val="2"/>
+        </w:numPr>
+        <w:spacing w:after="90"/>
+      </w:pPr>
+      <w:r>
+        <w:rPr>
+          <w:rFonts w:ascii="Arial" w:cs="Arial" w:eastAsia="Arial" w:hAnsi="Arial"/>
+          <w:b/>
+          <w:bCs/>
+          <w:sz w:val="22"/>
+          <w:szCs w:val="22"/>
+        </w:rPr>
+        <w:t xml:space="preserve">Why an exclude-2022 toggle: </w:t>
+      </w:r>
+      <w:r>
+        <w:rPr>
+          <w:rFonts w:ascii="Arial" w:cs="Arial" w:eastAsia="Arial" w:hAnsi="Arial"/>
+          <w:sz w:val="22"/>
+          <w:szCs w:val="22"/>
+        </w:rPr>
+        <w:t xml:space="preserve">2022 is a confounding outlier driven by the global energy crisis. An interactive toggle lets the analyst test whether the correlation survives without this single dominant event — it does not, weakening the hypothesis significantly.</w:t>
+      </w:r>
+    </w:p>
+    <w:p>
+      <w:pPr>
+        <w:spacing w:after="80"/>
+      </w:pPr>
+      <w:r>
+        <w:t xml:space="preserve"/>
+      </w:r>
+    </w:p>
+    <w:p>
+      <w:pPr>
+        <w:pStyle w:val="Heading3"/>
+        <w:spacing w:after="80" w:before="200"/>
+      </w:pPr>
+      <w:r>
+        <w:rPr>
+          <w:rFonts w:ascii="Arial" w:cs="Arial" w:eastAsia="Arial" w:hAnsi="Arial"/>
+          <w:b/>
+          <w:bCs/>
+          <w:color w:val="595959"/>
+          <w:sz w:val="22"/>
+          <w:szCs w:val="22"/>
+        </w:rPr>
         <w:t xml:space="preserve">Approach and justification</w:t>
       </w:r>
     </w:p>
@@ -6598,6 +7443,285 @@
       </w:pPr>
       <w:r>
         <w:t xml:space="preserve"/>
+      </w:r>
+    </w:p>
+    <w:p>
+      <w:pPr>
+        <w:pStyle w:val="Heading3"/>
+        <w:spacing w:after="80" w:before="200"/>
+      </w:pPr>
+      <w:r>
+        <w:rPr>
+          <w:rFonts w:ascii="Arial" w:cs="Arial" w:eastAsia="Arial" w:hAnsi="Arial"/>
+          <w:b/>
+          <w:bCs/>
+          <w:color w:val="595959"/>
+          <w:sz w:val="22"/>
+          <w:szCs w:val="22"/>
+        </w:rPr>
+        <w:t xml:space="preserve">Visual analysis — rolling price volatility</w:t>
+      </w:r>
+    </w:p>
+    <w:p>
+      <w:pPr>
+        <w:spacing w:after="120"/>
+      </w:pPr>
+      <w:r>
+        <w:rPr>
+          <w:rFonts w:ascii="Arial" w:cs="Arial" w:eastAsia="Arial" w:hAnsi="Arial"/>
+          <w:sz w:val="22"/>
+          <w:szCs w:val="22"/>
+        </w:rPr>
+        <w:t xml:space="preserve">Figure 9 shows the rolling 12-month standard deviation of Australian wholesale electricity prices from 1999 to 2025. This metric acts as a seismograph for market instability — each spike corresponds to a discrete event that destabilised wholesale prices. The pre-2015 period is remarkably flat, with rolling SD rarely exceeding $20 AUD/MWh. Three major spikes punctuate the record: 2017 (South Australia gas crisis), 2019 (drought-driven hydro shortage), and the dominant 2022 peak reaching $120 AUD/MWh — the largest volatility event on record, driven by coal plant outages and global gas price contagion from the Ukraine conflict.</w:t>
+      </w:r>
+    </w:p>
+    <w:p>
+      <w:pPr>
+        <w:spacing w:after="60" w:before="160"/>
+        <w:jc w:val="center"/>
+      </w:pPr>
+      <w:r>
+        <w:drawing>
+          <wp:inline distT="0" distB="0" distL="0" distR="0">
+            <wp:extent cx="4762500" cy="3619500"/>
+            <wp:effectExtent t="0" r="0" b="0" l="0"/>
+            <wp:docPr id="1" name="" descr="" title=""/>
+            <wp:cNvGraphicFramePr>
+              <a:graphicFrameLocks xmlns:a="http://schemas.openxmlformats.org/drawingml/2006/main" noChangeAspect="1"/>
+            </wp:cNvGraphicFramePr>
+            <a:graphic xmlns:a="http://schemas.openxmlformats.org/drawingml/2006/main">
+              <a:graphicData uri="http://schemas.openxmlformats.org/drawingml/2006/picture">
+                <pic:pic xmlns:pic="http://schemas.openxmlformats.org/drawingml/2006/picture">
+                  <pic:nvPicPr>
+                    <pic:cNvPr id="0" name="" descr=""/>
+                    <pic:cNvPicPr>
+                      <a:picLocks noChangeAspect="1" noChangeArrowheads="1"/>
+                    </pic:cNvPicPr>
+                  </pic:nvPicPr>
+                  <pic:blipFill>
+                    <a:blip r:embed="rId16" cstate="none"/>
+                    <a:srcRect/>
+                    <a:stretch>
+                      <a:fillRect/>
+                    </a:stretch>
+                  </pic:blipFill>
+                  <pic:spPr bwMode="auto">
+                    <a:xfrm>
+                      <a:off x="0" y="0"/>
+                      <a:ext cx="4762500" cy="3619500"/>
+                    </a:xfrm>
+                    <a:prstGeom prst="rect">
+                      <a:avLst/>
+                    </a:prstGeom>
+                  </pic:spPr>
+                </pic:pic>
+              </a:graphicData>
+            </a:graphic>
+          </wp:inline>
+        </w:drawing>
+      </w:r>
+    </w:p>
+    <w:p>
+      <w:pPr>
+        <w:spacing w:after="200"/>
+        <w:jc w:val="center"/>
+      </w:pPr>
+      <w:r>
+        <w:rPr>
+          <w:rFonts w:ascii="Arial" w:cs="Arial" w:eastAsia="Arial" w:hAnsi="Arial"/>
+          <w:i/>
+          <w:iCs/>
+          <w:color w:val="595959"/>
+          <w:sz w:val="19"/>
+          <w:szCs w:val="19"/>
+        </w:rPr>
+        <w:t xml:space="preserve">Figure 9. Rolling 12-month standard deviation of Australian wholesale electricity prices (AUD/MWh), 1999–2025. Major spikes in 2017 and 2022 correspond to fossil fuel supply shocks, not renewable intermittency events.</w:t>
+      </w:r>
+    </w:p>
+    <w:p>
+      <w:pPr>
+        <w:pStyle w:val="Heading3"/>
+        <w:spacing w:after="80" w:before="200"/>
+      </w:pPr>
+      <w:r>
+        <w:rPr>
+          <w:rFonts w:ascii="Arial" w:cs="Arial" w:eastAsia="Arial" w:hAnsi="Arial"/>
+          <w:b/>
+          <w:bCs/>
+          <w:color w:val="595959"/>
+          <w:sz w:val="22"/>
+          <w:szCs w:val="22"/>
+        </w:rPr>
+        <w:t xml:space="preserve">Visual analysis — annual coefficient of variation</w:t>
+      </w:r>
+    </w:p>
+    <w:p>
+      <w:pPr>
+        <w:spacing w:after="120"/>
+      </w:pPr>
+      <w:r>
+        <w:rPr>
+          <w:rFonts w:ascii="Arial" w:cs="Arial" w:eastAsia="Arial" w:hAnsi="Arial"/>
+          <w:sz w:val="22"/>
+          <w:szCs w:val="22"/>
+        </w:rPr>
+        <w:t xml:space="preserve">Figure 10 presents the annual CV coloured by era — grey for the pre-renewable period (1999–2009), orange for early transition (2010–2016), and blue for the high-renewable era (2017–2025). If renewables systematically caused volatility, the blue bars should be consistently taller than the orange and grey bars. Instead, the pattern is irregular: 2020 (CV = 69%, driven by COVID demand collapse) and 2022 (CV = 57%, energy crisis) are the highest blue bars, but 2010 (CV = 60%, carbon tax uncertainty) in the orange era is comparable. Several blue-era years (2018, 2021, 2025) have lower CV than the pre-renewable baseline.</w:t>
+      </w:r>
+    </w:p>
+    <w:p>
+      <w:pPr>
+        <w:spacing w:after="60" w:before="160"/>
+        <w:jc w:val="center"/>
+      </w:pPr>
+      <w:r>
+        <w:drawing>
+          <wp:inline distT="0" distB="0" distL="0" distR="0">
+            <wp:extent cx="4762500" cy="3810000"/>
+            <wp:effectExtent t="0" r="0" b="0" l="0"/>
+            <wp:docPr id="1" name="" descr="" title=""/>
+            <wp:cNvGraphicFramePr>
+              <a:graphicFrameLocks xmlns:a="http://schemas.openxmlformats.org/drawingml/2006/main" noChangeAspect="1"/>
+            </wp:cNvGraphicFramePr>
+            <a:graphic xmlns:a="http://schemas.openxmlformats.org/drawingml/2006/main">
+              <a:graphicData uri="http://schemas.openxmlformats.org/drawingml/2006/picture">
+                <pic:pic xmlns:pic="http://schemas.openxmlformats.org/drawingml/2006/picture">
+                  <pic:nvPicPr>
+                    <pic:cNvPr id="0" name="" descr=""/>
+                    <pic:cNvPicPr>
+                      <a:picLocks noChangeAspect="1" noChangeArrowheads="1"/>
+                    </pic:cNvPicPr>
+                  </pic:nvPicPr>
+                  <pic:blipFill>
+                    <a:blip r:embed="rId17" cstate="none"/>
+                    <a:srcRect/>
+                    <a:stretch>
+                      <a:fillRect/>
+                    </a:stretch>
+                  </pic:blipFill>
+                  <pic:spPr bwMode="auto">
+                    <a:xfrm>
+                      <a:off x="0" y="0"/>
+                      <a:ext cx="4762500" cy="3810000"/>
+                    </a:xfrm>
+                    <a:prstGeom prst="rect">
+                      <a:avLst/>
+                    </a:prstGeom>
+                  </pic:spPr>
+                </pic:pic>
+              </a:graphicData>
+            </a:graphic>
+          </wp:inline>
+        </w:drawing>
+      </w:r>
+    </w:p>
+    <w:p>
+      <w:pPr>
+        <w:spacing w:after="200"/>
+        <w:jc w:val="center"/>
+      </w:pPr>
+      <w:r>
+        <w:rPr>
+          <w:rFonts w:ascii="Arial" w:cs="Arial" w:eastAsia="Arial" w:hAnsi="Arial"/>
+          <w:i/>
+          <w:iCs/>
+          <w:color w:val="595959"/>
+          <w:sz w:val="19"/>
+          <w:szCs w:val="19"/>
+        </w:rPr>
+        <w:t xml:space="preserve">Figure 10. Annual coefficient of variation by era. Grey = pre-renewable (1999–2009), orange = early transition (2010–2016), blue = high renewable (2017–2025). No systematic pattern of higher CV in the high-renewable era.</w:t>
+      </w:r>
+    </w:p>
+    <w:p>
+      <w:pPr>
+        <w:pStyle w:val="Heading3"/>
+        <w:spacing w:after="80" w:before="200"/>
+      </w:pPr>
+      <w:r>
+        <w:rPr>
+          <w:rFonts w:ascii="Arial" w:cs="Arial" w:eastAsia="Arial" w:hAnsi="Arial"/>
+          <w:b/>
+          <w:bCs/>
+          <w:color w:val="595959"/>
+          <w:sz w:val="22"/>
+          <w:szCs w:val="22"/>
+        </w:rPr>
+        <w:t xml:space="preserve">Visual analysis — emissions intensity co-trend</w:t>
+      </w:r>
+    </w:p>
+    <w:p>
+      <w:pPr>
+        <w:spacing w:after="120"/>
+      </w:pPr>
+      <w:r>
+        <w:rPr>
+          <w:rFonts w:ascii="Arial" w:cs="Arial" w:eastAsia="Arial" w:hAnsi="Arial"/>
+          <w:sz w:val="22"/>
+          <w:szCs w:val="22"/>
+        </w:rPr>
+        <w:t xml:space="preserve">Figure 11 tracks Australia's emissions intensity (kgCO₂e/MWh) over the full 1999–2025 period. The curve demonstrates that the energy transition is achieving its primary environmental goal: emissions per unit of electricity fell from approximately 1,000 kgCO₂e/MWh in 1999 to roughly 520 kgCO₂e/MWh in 2025 — a 47% reduction. The decline rate accelerates visibly after 2017 (the shaded high-renewable era), coinciding with rapid Wind and Solar deployment. This chart provides important context for the price volatility question: even if prices have become more volatile, the grid is delivering substantially lower-carbon electricity.</w:t>
+      </w:r>
+    </w:p>
+    <w:p>
+      <w:pPr>
+        <w:spacing w:after="60" w:before="160"/>
+        <w:jc w:val="center"/>
+      </w:pPr>
+      <w:r>
+        <w:drawing>
+          <wp:inline distT="0" distB="0" distL="0" distR="0">
+            <wp:extent cx="5715000" cy="1809750"/>
+            <wp:effectExtent t="0" r="0" b="0" l="0"/>
+            <wp:docPr id="1" name="" descr="" title=""/>
+            <wp:cNvGraphicFramePr>
+              <a:graphicFrameLocks xmlns:a="http://schemas.openxmlformats.org/drawingml/2006/main" noChangeAspect="1"/>
+            </wp:cNvGraphicFramePr>
+            <a:graphic xmlns:a="http://schemas.openxmlformats.org/drawingml/2006/main">
+              <a:graphicData uri="http://schemas.openxmlformats.org/drawingml/2006/picture">
+                <pic:pic xmlns:pic="http://schemas.openxmlformats.org/drawingml/2006/picture">
+                  <pic:nvPicPr>
+                    <pic:cNvPr id="0" name="" descr=""/>
+                    <pic:cNvPicPr>
+                      <a:picLocks noChangeAspect="1" noChangeArrowheads="1"/>
+                    </pic:cNvPicPr>
+                  </pic:nvPicPr>
+                  <pic:blipFill>
+                    <a:blip r:embed="rId18" cstate="none"/>
+                    <a:srcRect/>
+                    <a:stretch>
+                      <a:fillRect/>
+                    </a:stretch>
+                  </pic:blipFill>
+                  <pic:spPr bwMode="auto">
+                    <a:xfrm>
+                      <a:off x="0" y="0"/>
+                      <a:ext cx="5715000" cy="1809750"/>
+                    </a:xfrm>
+                    <a:prstGeom prst="rect">
+                      <a:avLst/>
+                    </a:prstGeom>
+                  </pic:spPr>
+                </pic:pic>
+              </a:graphicData>
+            </a:graphic>
+          </wp:inline>
+        </w:drawing>
+      </w:r>
+    </w:p>
+    <w:p>
+      <w:pPr>
+        <w:spacing w:after="200"/>
+        <w:jc w:val="center"/>
+      </w:pPr>
+      <w:r>
+        <w:rPr>
+          <w:rFonts w:ascii="Arial" w:cs="Arial" w:eastAsia="Arial" w:hAnsi="Arial"/>
+          <w:i/>
+          <w:iCs/>
+          <w:color w:val="595959"/>
+          <w:sz w:val="19"/>
+          <w:szCs w:val="19"/>
+        </w:rPr>
+        <w:t xml:space="preserve">Figure 11. Emissions intensity (kgCO₂e/MWh) for the Australian NEM, 1999–2025. The decline accelerates sharply after 2017, coinciding with the high-renewable era. The shaded region marks the period when Wind+Solar exceeded 10% of generation.</w:t>
       </w:r>
     </w:p>
     <w:p>
@@ -7619,6 +8743,1903 @@
     </w:p>
     <w:p>
       <w:pPr>
+        <w:pStyle w:val="Heading2"/>
+        <w:spacing w:after="100" w:before="260"/>
+      </w:pPr>
+      <w:r>
+        <w:rPr>
+          <w:rFonts w:ascii="Arial" w:cs="Arial" w:eastAsia="Arial" w:hAnsi="Arial"/>
+          <w:b/>
+          <w:bCs/>
+          <w:color w:val="2E74B5"/>
+          <w:sz w:val="26"/>
+          <w:szCs w:val="26"/>
+        </w:rPr>
+        <w:t xml:space="preserve">3.4 RQ4 — Energy Portfolio Diversification</w:t>
+      </w:r>
+    </w:p>
+    <w:p>
+      <w:pPr>
+        <w:pStyle w:val="Heading3"/>
+        <w:spacing w:after="80" w:before="200"/>
+      </w:pPr>
+      <w:r>
+        <w:rPr>
+          <w:rFonts w:ascii="Arial" w:cs="Arial" w:eastAsia="Arial" w:hAnsi="Arial"/>
+          <w:b/>
+          <w:bCs/>
+          <w:color w:val="595959"/>
+          <w:sz w:val="22"/>
+          <w:szCs w:val="22"/>
+        </w:rPr>
+        <w:t xml:space="preserve">Motivation and research objective</w:t>
+      </w:r>
+    </w:p>
+    <w:p>
+      <w:pPr>
+        <w:spacing w:after="120"/>
+      </w:pPr>
+      <w:r>
+        <w:rPr>
+          <w:rFonts w:ascii="Arial" w:cs="Arial" w:eastAsia="Arial" w:hAnsi="Arial"/>
+          <w:sz w:val="22"/>
+          <w:szCs w:val="22"/>
+        </w:rPr>
+        <w:t xml:space="preserve">RQ1 measured the speed of decarbonisation and RQ2 tested grid resilience during peak stress. However, neither question addresses a deeper structural concern: is the energy transition producing a healthier, more balanced generation portfolio — or merely replacing one dominant fuel with another? A grid that shifts from 70% coal to 70% solar may score well on carbon metrics, but remains structurally fragile. A single technology disruption — prolonged cloud cover, a panel supply-chain failure, or a policy reversal — could destabilise the entire system. RQ4 therefore asks:</w:t>
+      </w:r>
+    </w:p>
+    <w:p>
+      <w:pPr>
+        <w:spacing w:after="80"/>
+      </w:pPr>
+      <w:r>
+        <w:t xml:space="preserve"/>
+      </w:r>
+    </w:p>
+    <w:tbl>
+      <w:tblPr>
+        <w:tblW w:type="dxa" w:w="9360"/>
+        <w:tblBorders>
+          <w:top w:val="single" w:color="auto" w:sz="4"/>
+          <w:left w:val="single" w:color="auto" w:sz="4"/>
+          <w:bottom w:val="single" w:color="auto" w:sz="4"/>
+          <w:right w:val="single" w:color="auto" w:sz="4"/>
+          <w:insideH w:val="single" w:color="auto" w:sz="4"/>
+          <w:insideV w:val="single" w:color="auto" w:sz="4"/>
+        </w:tblBorders>
+      </w:tblPr>
+      <w:tblGrid>
+        <w:gridCol w:w="9360"/>
+      </w:tblGrid>
+      <w:tr>
+        <w:tc>
+          <w:tcPr>
+            <w:tcW w:type="dxa" w:w="9360"/>
+            <w:tcBorders>
+              <w:top w:val="single" w:color="AB47BC" w:sz="1"/>
+              <w:left w:val="thick" w:color="AB47BC" w:sz="16"/>
+              <w:bottom w:val="single" w:color="AB47BC" w:sz="1"/>
+              <w:right w:val="single" w:color="AB47BC" w:sz="1"/>
+            </w:tcBorders>
+            <w:shd w:fill="F3E5F5" w:val="clear"/>
+            <w:tcMar>
+              <w:top w:type="dxa" w:w="100"/>
+              <w:left w:type="dxa" w:w="180"/>
+              <w:bottom w:type="dxa" w:w="100"/>
+              <w:right w:type="dxa" w:w="160"/>
+            </w:tcMar>
+          </w:tcPr>
+          <w:p>
+            <w:pPr>
+              <w:spacing w:after="70"/>
+            </w:pPr>
+            <w:r>
+              <w:rPr>
+                <w:rFonts w:ascii="Arial" w:cs="Arial" w:eastAsia="Arial" w:hAnsi="Arial"/>
+                <w:sz w:val="21"/>
+                <w:szCs w:val="21"/>
+              </w:rPr>
+              <w:t xml:space="preserve">RQ4: Is the energy transition making electricity grids structurally more diverse and resilient,</w:t>
+            </w:r>
+          </w:p>
+          <w:p>
+            <w:pPr>
+              <w:spacing w:after="0"/>
+            </w:pPr>
+            <w:r>
+              <w:rPr>
+                <w:rFonts w:ascii="Arial" w:cs="Arial" w:eastAsia="Arial" w:hAnsi="Arial"/>
+                <w:sz w:val="21"/>
+                <w:szCs w:val="21"/>
+              </w:rPr>
+              <w:t xml:space="preserve">or simply swapping one dominant fuel for another?</w:t>
+            </w:r>
+          </w:p>
+        </w:tc>
+      </w:tr>
+    </w:tbl>
+    <w:p>
+      <w:pPr>
+        <w:spacing w:after="80"/>
+      </w:pPr>
+      <w:r>
+        <w:t xml:space="preserve"/>
+      </w:r>
+    </w:p>
+    <w:p>
+      <w:pPr>
+        <w:spacing w:after="120"/>
+      </w:pPr>
+      <w:r>
+        <w:rPr>
+          <w:rFonts w:ascii="Arial" w:cs="Arial" w:eastAsia="Arial" w:hAnsi="Arial"/>
+          <w:sz w:val="22"/>
+          <w:szCs w:val="22"/>
+        </w:rPr>
+        <w:t xml:space="preserve">The goal is to quantify whether each country's generation mix is becoming more balanced over time, and whether decarbonisation mechanically produces diversification or whether a country can decarbonise without diversifying. This distinction has direct policy relevance: a diversified grid is inherently more resilient to supply shocks, fuel price spikes, and technology-specific disruptions, regardless of its carbon intensity.</w:t>
+      </w:r>
+    </w:p>
+    <w:p>
+      <w:pPr>
+        <w:pStyle w:val="Heading3"/>
+        <w:spacing w:after="80" w:before="200"/>
+      </w:pPr>
+      <w:r>
+        <w:rPr>
+          <w:rFonts w:ascii="Arial" w:cs="Arial" w:eastAsia="Arial" w:hAnsi="Arial"/>
+          <w:b/>
+          <w:bCs/>
+          <w:color w:val="595959"/>
+          <w:sz w:val="22"/>
+          <w:szCs w:val="22"/>
+        </w:rPr>
+        <w:t xml:space="preserve">Key terminology</w:t>
+      </w:r>
+    </w:p>
+    <w:p>
+      <w:pPr>
+        <w:spacing w:after="120"/>
+      </w:pPr>
+      <w:r>
+        <w:rPr>
+          <w:rFonts w:ascii="Arial" w:cs="Arial" w:eastAsia="Arial" w:hAnsi="Arial"/>
+          <w:sz w:val="22"/>
+          <w:szCs w:val="22"/>
+        </w:rPr>
+        <w:t xml:space="preserve">This analysis borrows two metrics from competition economics and adapts them to electricity generation:</w:t>
+      </w:r>
+    </w:p>
+    <w:p>
+      <w:pPr>
+        <w:spacing w:after="80"/>
+      </w:pPr>
+      <w:r>
+        <w:t xml:space="preserve"/>
+      </w:r>
+    </w:p>
+    <w:p>
+      <w:pPr>
+        <w:pStyle w:val="ListParagraph"/>
+        <w:numPr>
+          <w:ilvl w:val="0"/>
+          <w:numId w:val="2"/>
+        </w:numPr>
+        <w:spacing w:after="90"/>
+      </w:pPr>
+      <w:r>
+        <w:rPr>
+          <w:rFonts w:ascii="Arial" w:cs="Arial" w:eastAsia="Arial" w:hAnsi="Arial"/>
+          <w:b/>
+          <w:bCs/>
+          <w:sz w:val="22"/>
+          <w:szCs w:val="22"/>
+        </w:rPr>
+        <w:t xml:space="preserve">Herfindahl-Hirschman Index (HHI): </w:t>
+      </w:r>
+      <w:r>
+        <w:rPr>
+          <w:rFonts w:ascii="Arial" w:cs="Arial" w:eastAsia="Arial" w:hAnsi="Arial"/>
+          <w:sz w:val="22"/>
+          <w:szCs w:val="22"/>
+        </w:rPr>
+        <w:t xml:space="preserve">A market concentration metric calculated as the sum of squared market shares, scaled to a 0–10,000 range. In its original use, regulators (such as the U.S. Department of Justice) apply HHI to assess whether a merger would create a monopoly. Here, each energy source is treated as a 'firm' and its share of total monthly generation is its 'market share.' An HHI of 10,000 means one source produces 100% of electricity (monopoly). An HHI below 2,500 indicates a diversified mix. Between 2,500 and 4,500 is moderately concentrated. Above 4,500 is highly concentrated. The formula is: HHI = ∑(share_i²) × 10,000, where share_i is the fractional contribution of source i to total generation.</w:t>
+      </w:r>
+    </w:p>
+    <w:p>
+      <w:pPr>
+        <w:pStyle w:val="ListParagraph"/>
+        <w:numPr>
+          <w:ilvl w:val="0"/>
+          <w:numId w:val="2"/>
+        </w:numPr>
+        <w:spacing w:after="90"/>
+      </w:pPr>
+      <w:r>
+        <w:rPr>
+          <w:rFonts w:ascii="Arial" w:cs="Arial" w:eastAsia="Arial" w:hAnsi="Arial"/>
+          <w:b/>
+          <w:bCs/>
+          <w:sz w:val="22"/>
+          <w:szCs w:val="22"/>
+        </w:rPr>
+        <w:t xml:space="preserve">Effective Number of Sources (ENS): </w:t>
+      </w:r>
+      <w:r>
+        <w:rPr>
+          <w:rFonts w:ascii="Arial" w:cs="Arial" w:eastAsia="Arial" w:hAnsi="Arial"/>
+          <w:sz w:val="22"/>
+          <w:szCs w:val="22"/>
+        </w:rPr>
+        <w:t xml:space="preserve">An intuitive transformation of HHI defined as ENS = 10,000 ÷ HHI. If a grid has six sources but one dominates at 70%, the ENS might be only 2.1 — meaning the grid behaves as if it has just two equally-sized sources. If all six sources contributed equally (~16.7% each), the ENS would be 6.0. A rising ENS over time indicates genuine structural diversification, not just a token addition of minor sources.</w:t>
+      </w:r>
+    </w:p>
+    <w:p>
+      <w:pPr>
+        <w:pStyle w:val="ListParagraph"/>
+        <w:numPr>
+          <w:ilvl w:val="0"/>
+          <w:numId w:val="2"/>
+        </w:numPr>
+        <w:spacing w:after="90"/>
+      </w:pPr>
+      <w:r>
+        <w:rPr>
+          <w:rFonts w:ascii="Arial" w:cs="Arial" w:eastAsia="Arial" w:hAnsi="Arial"/>
+          <w:b/>
+          <w:bCs/>
+          <w:sz w:val="22"/>
+          <w:szCs w:val="22"/>
+        </w:rPr>
+        <w:t xml:space="preserve">Top source dominance: </w:t>
+      </w:r>
+      <w:r>
+        <w:rPr>
+          <w:rFonts w:ascii="Arial" w:cs="Arial" w:eastAsia="Arial" w:hAnsi="Arial"/>
+          <w:sz w:val="22"/>
+          <w:szCs w:val="22"/>
+        </w:rPr>
+        <w:t xml:space="preserve">The share of total generation contributed by the single largest source in each country-year. A declining top-source share confirms that diversification is real — the dominant fuel is losing its grip, not just being joined by marginal contributors.</w:t>
+      </w:r>
+    </w:p>
+    <w:p>
+      <w:pPr>
+        <w:pStyle w:val="ListParagraph"/>
+        <w:numPr>
+          <w:ilvl w:val="0"/>
+          <w:numId w:val="2"/>
+        </w:numPr>
+        <w:spacing w:after="90"/>
+      </w:pPr>
+      <w:r>
+        <w:rPr>
+          <w:rFonts w:ascii="Arial" w:cs="Arial" w:eastAsia="Arial" w:hAnsi="Arial"/>
+          <w:b/>
+          <w:bCs/>
+          <w:sz w:val="22"/>
+          <w:szCs w:val="22"/>
+        </w:rPr>
+        <w:t xml:space="preserve">Diversification speed: </w:t>
+      </w:r>
+      <w:r>
+        <w:rPr>
+          <w:rFonts w:ascii="Arial" w:cs="Arial" w:eastAsia="Arial" w:hAnsi="Arial"/>
+          <w:sz w:val="22"/>
+          <w:szCs w:val="22"/>
+        </w:rPr>
+        <w:t xml:space="preserve">The slope of a linear regression fitted to the monthly HHI time series for each country. A more negative slope means faster diversification. This metric is directly analogous to the transition velocity (regression slope on fossil share) computed in RQ1, enabling a consistent cross-country comparison.</w:t>
+      </w:r>
+    </w:p>
+    <w:p>
+      <w:pPr>
+        <w:pStyle w:val="Heading3"/>
+        <w:spacing w:after="80" w:before="200"/>
+      </w:pPr>
+      <w:r>
+        <w:rPr>
+          <w:rFonts w:ascii="Arial" w:cs="Arial" w:eastAsia="Arial" w:hAnsi="Arial"/>
+          <w:b/>
+          <w:bCs/>
+          <w:color w:val="595959"/>
+          <w:sz w:val="22"/>
+          <w:szCs w:val="22"/>
+        </w:rPr>
+        <w:t xml:space="preserve">Approach and justification</w:t>
+      </w:r>
+    </w:p>
+    <w:p>
+      <w:pPr>
+        <w:spacing w:after="120"/>
+      </w:pPr>
+      <w:r>
+        <w:rPr>
+          <w:rFonts w:ascii="Arial" w:cs="Arial" w:eastAsia="Arial" w:hAnsi="Arial"/>
+          <w:sz w:val="22"/>
+          <w:szCs w:val="22"/>
+        </w:rPr>
+        <w:t xml:space="preserve">HHI was computed for each country-month from the combined dataset. The same combined_energy.csv used for RQ1 and RQ2 provides the input data, requiring no additional data collection. For each month, the generation_gwh values for all sources present in a country were summed to give the total, then each source's share was squared and summed. The HHI was tracked as a monthly time series with linear regression trend lines overlaid. Annual averages of HHI, ENS, and top-source share were computed for summary tables. A scatter plot of monthly HHI against monthly fossil share was constructed to test whether decarbonisation mechanically produces diversification — if the two are correlated, then reducing fossil dependence simultaneously improves structural resilience.</w:t>
+      </w:r>
+    </w:p>
+    <w:p>
+      <w:pPr>
+        <w:spacing w:after="80"/>
+      </w:pPr>
+      <w:r>
+        <w:t xml:space="preserve"/>
+      </w:r>
+    </w:p>
+    <w:p>
+      <w:pPr>
+        <w:pStyle w:val="Heading3"/>
+        <w:spacing w:after="80" w:before="200"/>
+      </w:pPr>
+      <w:r>
+        <w:rPr>
+          <w:rFonts w:ascii="Arial" w:cs="Arial" w:eastAsia="Arial" w:hAnsi="Arial"/>
+          <w:b/>
+          <w:bCs/>
+          <w:color w:val="595959"/>
+          <w:sz w:val="22"/>
+          <w:szCs w:val="22"/>
+        </w:rPr>
+        <w:t xml:space="preserve">Visual analysis — diversification speed and top source dominance</w:t>
+      </w:r>
+    </w:p>
+    <w:p>
+      <w:pPr>
+        <w:spacing w:after="120"/>
+      </w:pPr>
+      <w:r>
+        <w:rPr>
+          <w:rFonts w:ascii="Arial" w:cs="Arial" w:eastAsia="Arial" w:hAnsi="Arial"/>
+          <w:sz w:val="22"/>
+          <w:szCs w:val="22"/>
+        </w:rPr>
+        <w:t xml:space="preserve">Figure 12 presents two panels side by side. The left panel shows the diversification speed — the linear regression slope of monthly HHI for each country. Australia's bar extends to −18.7 HHI points per month, dwarfing the UK (−5.1) and the US (essentially zero). The right panel tracks the share of the single largest source per country over time. Australia's dominant source (Coal) dropped from 66% in 2019 to 50% in 2025 — a 16 percentage point decline in dominance. The UK's dominant source (Gas) declined from 46% to 35%. The US's dominant source (Gas) remained flat at ~40% across the entire window, confirming that its grid structure is frozen despite modest compositional changes.</w:t>
+      </w:r>
+    </w:p>
+    <w:p>
+      <w:pPr>
+        <w:spacing w:after="60" w:before="160"/>
+        <w:jc w:val="center"/>
+      </w:pPr>
+      <w:r>
+        <w:drawing>
+          <wp:inline distT="0" distB="0" distL="0" distR="0">
+            <wp:extent cx="5905500" cy="2333625"/>
+            <wp:effectExtent t="0" r="0" b="0" l="0"/>
+            <wp:docPr id="1" name="" descr="" title=""/>
+            <wp:cNvGraphicFramePr>
+              <a:graphicFrameLocks xmlns:a="http://schemas.openxmlformats.org/drawingml/2006/main" noChangeAspect="1"/>
+            </wp:cNvGraphicFramePr>
+            <a:graphic xmlns:a="http://schemas.openxmlformats.org/drawingml/2006/main">
+              <a:graphicData uri="http://schemas.openxmlformats.org/drawingml/2006/picture">
+                <pic:pic xmlns:pic="http://schemas.openxmlformats.org/drawingml/2006/picture">
+                  <pic:nvPicPr>
+                    <pic:cNvPr id="0" name="" descr=""/>
+                    <pic:cNvPicPr>
+                      <a:picLocks noChangeAspect="1" noChangeArrowheads="1"/>
+                    </pic:cNvPicPr>
+                  </pic:nvPicPr>
+                  <pic:blipFill>
+                    <a:blip r:embed="rId19" cstate="none"/>
+                    <a:srcRect/>
+                    <a:stretch>
+                      <a:fillRect/>
+                    </a:stretch>
+                  </pic:blipFill>
+                  <pic:spPr bwMode="auto">
+                    <a:xfrm>
+                      <a:off x="0" y="0"/>
+                      <a:ext cx="5905500" cy="2333625"/>
+                    </a:xfrm>
+                    <a:prstGeom prst="rect">
+                      <a:avLst/>
+                    </a:prstGeom>
+                  </pic:spPr>
+                </pic:pic>
+              </a:graphicData>
+            </a:graphic>
+          </wp:inline>
+        </w:drawing>
+      </w:r>
+    </w:p>
+    <w:p>
+      <w:pPr>
+        <w:spacing w:after="200"/>
+        <w:jc w:val="center"/>
+      </w:pPr>
+      <w:r>
+        <w:rPr>
+          <w:rFonts w:ascii="Arial" w:cs="Arial" w:eastAsia="Arial" w:hAnsi="Arial"/>
+          <w:i/>
+          <w:iCs/>
+          <w:color w:val="595959"/>
+          <w:sz w:val="19"/>
+          <w:szCs w:val="19"/>
+        </w:rPr>
+        <w:t xml:space="preserve">Figure 12. Left: Diversification speed (HHI change per month). Australia diversifies 3.7× faster than the UK and effectively infinitely faster than the static US. Right: Top source dominance declining over time — Australia's Coal dropped from 66% to 50%; UK Gas from 46% to 35%; US Gas stable at ~40%.</w:t>
+      </w:r>
+    </w:p>
+    <w:p>
+      <w:pPr>
+        <w:pStyle w:val="Heading3"/>
+        <w:spacing w:after="80" w:before="200"/>
+      </w:pPr>
+      <w:r>
+        <w:rPr>
+          <w:rFonts w:ascii="Arial" w:cs="Arial" w:eastAsia="Arial" w:hAnsi="Arial"/>
+          <w:b/>
+          <w:bCs/>
+          <w:color w:val="595959"/>
+          <w:sz w:val="22"/>
+          <w:szCs w:val="22"/>
+        </w:rPr>
+        <w:t xml:space="preserve">Visual analysis — does decarbonisation drive diversification?</w:t>
+      </w:r>
+    </w:p>
+    <w:p>
+      <w:pPr>
+        <w:spacing w:after="120"/>
+      </w:pPr>
+      <w:r>
+        <w:rPr>
+          <w:rFonts w:ascii="Arial" w:cs="Arial" w:eastAsia="Arial" w:hAnsi="Arial"/>
+          <w:sz w:val="22"/>
+          <w:szCs w:val="22"/>
+        </w:rPr>
+        <w:t xml:space="preserve">Figure 13 is the most analytically important chart in this section. Each dot represents one country-month, plotted by its fossil share (x-axis) against its HHI concentration index (y-axis). Dashed lines show per-country linear regression fits. The pattern is strikingly clear: for all three countries, months with higher fossil share have higher HHI (more concentrated), and months with lower fossil share have lower HHI (more diverse). This establishes a direct structural link between decarbonisation and diversification.</w:t>
+      </w:r>
+    </w:p>
+    <w:p>
+      <w:pPr>
+        <w:spacing w:after="60" w:before="160"/>
+        <w:jc w:val="center"/>
+      </w:pPr>
+      <w:r>
+        <w:drawing>
+          <wp:inline distT="0" distB="0" distL="0" distR="0">
+            <wp:extent cx="5905500" cy="2333625"/>
+            <wp:effectExtent t="0" r="0" b="0" l="0"/>
+            <wp:docPr id="1" name="" descr="" title=""/>
+            <wp:cNvGraphicFramePr>
+              <a:graphicFrameLocks xmlns:a="http://schemas.openxmlformats.org/drawingml/2006/main" noChangeAspect="1"/>
+            </wp:cNvGraphicFramePr>
+            <a:graphic xmlns:a="http://schemas.openxmlformats.org/drawingml/2006/main">
+              <a:graphicData uri="http://schemas.openxmlformats.org/drawingml/2006/picture">
+                <pic:pic xmlns:pic="http://schemas.openxmlformats.org/drawingml/2006/picture">
+                  <pic:nvPicPr>
+                    <pic:cNvPr id="0" name="" descr=""/>
+                    <pic:cNvPicPr>
+                      <a:picLocks noChangeAspect="1" noChangeArrowheads="1"/>
+                    </pic:cNvPicPr>
+                  </pic:nvPicPr>
+                  <pic:blipFill>
+                    <a:blip r:embed="rId20" cstate="none"/>
+                    <a:srcRect/>
+                    <a:stretch>
+                      <a:fillRect/>
+                    </a:stretch>
+                  </pic:blipFill>
+                  <pic:spPr bwMode="auto">
+                    <a:xfrm>
+                      <a:off x="0" y="0"/>
+                      <a:ext cx="5905500" cy="2333625"/>
+                    </a:xfrm>
+                    <a:prstGeom prst="rect">
+                      <a:avLst/>
+                    </a:prstGeom>
+                  </pic:spPr>
+                </pic:pic>
+              </a:graphicData>
+            </a:graphic>
+          </wp:inline>
+        </w:drawing>
+      </w:r>
+    </w:p>
+    <w:p>
+      <w:pPr>
+        <w:spacing w:after="200"/>
+        <w:jc w:val="center"/>
+      </w:pPr>
+      <w:r>
+        <w:rPr>
+          <w:rFonts w:ascii="Arial" w:cs="Arial" w:eastAsia="Arial" w:hAnsi="Arial"/>
+          <w:i/>
+          <w:iCs/>
+          <w:color w:val="595959"/>
+          <w:sz w:val="19"/>
+          <w:szCs w:val="19"/>
+        </w:rPr>
+        <w:t xml:space="preserve">Figure 13. HHI vs. fossil share — monthly scatter with per-country trend lines. Strong positive correlation across all three countries confirms that reducing fossil dependence mechanically increases portfolio diversity. Australia (green) spans the widest range, reflecting its rapid transition from 80% to 50% fossil.</w:t>
+      </w:r>
+    </w:p>
+    <w:p>
+      <w:pPr>
+        <w:spacing w:after="80"/>
+      </w:pPr>
+      <w:r>
+        <w:t xml:space="preserve"/>
+      </w:r>
+    </w:p>
+    <w:p>
+      <w:pPr>
+        <w:spacing w:after="120"/>
+      </w:pPr>
+      <w:r>
+        <w:rPr>
+          <w:rFonts w:ascii="Arial" w:cs="Arial" w:eastAsia="Arial" w:hAnsi="Arial"/>
+          <w:sz w:val="22"/>
+          <w:szCs w:val="22"/>
+        </w:rPr>
+        <w:t xml:space="preserve">Three observations emerge from Figure 13. First, Australia (green) spans the widest x-axis range (50–80% fossil), reflecting the magnitude of its transition. Its trend line has the steepest slope, meaning each percentage point of fossil reduction yields a larger diversity gain than in the other two countries — because Australia is displacing a single dominant source (Coal) with multiple smaller ones (Solar + Wind + Gas). Second, the UK (blue) occupies a lower and narrower band (15–55% fossil), with a similarly strong positive slope. Its diversity improvements come from Gas declining while Wind and Nuclear maintain stable shares. Third, the US (red) clusters in a tight blob around 55–65% fossil and HHI 2,000–2,900 — confirming that the US grid is structurally stagnant. Its trend line is nearly flat, meaning that the modest fossil share decline it has achieved is not translating into meaningful diversity improvements.</w:t>
+      </w:r>
+    </w:p>
+    <w:p>
+      <w:pPr>
+        <w:pStyle w:val="Heading3"/>
+        <w:spacing w:after="80" w:before="200"/>
+      </w:pPr>
+      <w:r>
+        <w:rPr>
+          <w:rFonts w:ascii="Arial" w:cs="Arial" w:eastAsia="Arial" w:hAnsi="Arial"/>
+          <w:b/>
+          <w:bCs/>
+          <w:color w:val="595959"/>
+          <w:sz w:val="22"/>
+          <w:szCs w:val="22"/>
+        </w:rPr>
+        <w:t xml:space="preserve">Key findings</w:t>
+      </w:r>
+    </w:p>
+    <w:tbl>
+      <w:tblPr>
+        <w:tblW w:type="dxa" w:w="11060"/>
+        <w:tblBorders>
+          <w:top w:val="single" w:color="auto" w:sz="4"/>
+          <w:left w:val="single" w:color="auto" w:sz="4"/>
+          <w:bottom w:val="single" w:color="auto" w:sz="4"/>
+          <w:right w:val="single" w:color="auto" w:sz="4"/>
+          <w:insideH w:val="single" w:color="auto" w:sz="4"/>
+          <w:insideV w:val="single" w:color="auto" w:sz="4"/>
+        </w:tblBorders>
+      </w:tblPr>
+      <w:tblGrid>
+        <w:gridCol w:w="1900"/>
+        <w:gridCol w:w="1100"/>
+        <w:gridCol w:w="1100"/>
+        <w:gridCol w:w="1100"/>
+        <w:gridCol w:w="1300"/>
+        <w:gridCol w:w="1000"/>
+        <w:gridCol w:w="1000"/>
+        <w:gridCol w:w="2560"/>
+      </w:tblGrid>
+      <w:tr>
+        <w:trPr>
+          <w:tblHeader/>
+        </w:trPr>
+        <w:tc>
+          <w:tcPr>
+            <w:tcW w:type="dxa" w:w="1900"/>
+            <w:tcBorders>
+              <w:top w:val="single" w:color="CCCCCC" w:sz="1"/>
+              <w:left w:val="single" w:color="CCCCCC" w:sz="1"/>
+              <w:bottom w:val="single" w:color="CCCCCC" w:sz="1"/>
+              <w:right w:val="single" w:color="CCCCCC" w:sz="1"/>
+            </w:tcBorders>
+            <w:shd w:fill="1F4E79" w:val="clear"/>
+            <w:tcMar>
+              <w:top w:type="dxa" w:w="80"/>
+              <w:left w:type="dxa" w:w="120"/>
+              <w:bottom w:type="dxa" w:w="80"/>
+              <w:right w:type="dxa" w:w="120"/>
+            </w:tcMar>
+          </w:tcPr>
+          <w:p>
+            <w:r>
+              <w:rPr>
+                <w:rFonts w:ascii="Arial" w:cs="Arial" w:eastAsia="Arial" w:hAnsi="Arial"/>
+                <w:b/>
+                <w:bCs/>
+                <w:color w:val="FFFFFF"/>
+                <w:sz w:val="20"/>
+                <w:szCs w:val="20"/>
+              </w:rPr>
+              <w:t xml:space="preserve">Country</w:t>
+            </w:r>
+          </w:p>
+        </w:tc>
+        <w:tc>
+          <w:tcPr>
+            <w:tcW w:type="dxa" w:w="1100"/>
+            <w:tcBorders>
+              <w:top w:val="single" w:color="CCCCCC" w:sz="1"/>
+              <w:left w:val="single" w:color="CCCCCC" w:sz="1"/>
+              <w:bottom w:val="single" w:color="CCCCCC" w:sz="1"/>
+              <w:right w:val="single" w:color="CCCCCC" w:sz="1"/>
+            </w:tcBorders>
+            <w:shd w:fill="1F4E79" w:val="clear"/>
+            <w:tcMar>
+              <w:top w:type="dxa" w:w="80"/>
+              <w:left w:type="dxa" w:w="120"/>
+              <w:bottom w:type="dxa" w:w="80"/>
+              <w:right w:type="dxa" w:w="120"/>
+            </w:tcMar>
+          </w:tcPr>
+          <w:p>
+            <w:r>
+              <w:rPr>
+                <w:rFonts w:ascii="Arial" w:cs="Arial" w:eastAsia="Arial" w:hAnsi="Arial"/>
+                <w:b/>
+                <w:bCs/>
+                <w:color w:val="FFFFFF"/>
+                <w:sz w:val="20"/>
+                <w:szCs w:val="20"/>
+              </w:rPr>
+              <w:t xml:space="preserve">HHI 2019</w:t>
+            </w:r>
+          </w:p>
+        </w:tc>
+        <w:tc>
+          <w:tcPr>
+            <w:tcW w:type="dxa" w:w="1100"/>
+            <w:tcBorders>
+              <w:top w:val="single" w:color="CCCCCC" w:sz="1"/>
+              <w:left w:val="single" w:color="CCCCCC" w:sz="1"/>
+              <w:bottom w:val="single" w:color="CCCCCC" w:sz="1"/>
+              <w:right w:val="single" w:color="CCCCCC" w:sz="1"/>
+            </w:tcBorders>
+            <w:shd w:fill="1F4E79" w:val="clear"/>
+            <w:tcMar>
+              <w:top w:type="dxa" w:w="80"/>
+              <w:left w:type="dxa" w:w="120"/>
+              <w:bottom w:type="dxa" w:w="80"/>
+              <w:right w:type="dxa" w:w="120"/>
+            </w:tcMar>
+          </w:tcPr>
+          <w:p>
+            <w:r>
+              <w:rPr>
+                <w:rFonts w:ascii="Arial" w:cs="Arial" w:eastAsia="Arial" w:hAnsi="Arial"/>
+                <w:b/>
+                <w:bCs/>
+                <w:color w:val="FFFFFF"/>
+                <w:sz w:val="20"/>
+                <w:szCs w:val="20"/>
+              </w:rPr>
+              <w:t xml:space="preserve">HHI 2025</w:t>
+            </w:r>
+          </w:p>
+        </w:tc>
+        <w:tc>
+          <w:tcPr>
+            <w:tcW w:type="dxa" w:w="1100"/>
+            <w:tcBorders>
+              <w:top w:val="single" w:color="CCCCCC" w:sz="1"/>
+              <w:left w:val="single" w:color="CCCCCC" w:sz="1"/>
+              <w:bottom w:val="single" w:color="CCCCCC" w:sz="1"/>
+              <w:right w:val="single" w:color="CCCCCC" w:sz="1"/>
+            </w:tcBorders>
+            <w:shd w:fill="1F4E79" w:val="clear"/>
+            <w:tcMar>
+              <w:top w:type="dxa" w:w="80"/>
+              <w:left w:type="dxa" w:w="120"/>
+              <w:bottom w:type="dxa" w:w="80"/>
+              <w:right w:type="dxa" w:w="120"/>
+            </w:tcMar>
+          </w:tcPr>
+          <w:p>
+            <w:r>
+              <w:rPr>
+                <w:rFonts w:ascii="Arial" w:cs="Arial" w:eastAsia="Arial" w:hAnsi="Arial"/>
+                <w:b/>
+                <w:bCs/>
+                <w:color w:val="FFFFFF"/>
+                <w:sz w:val="20"/>
+                <w:szCs w:val="20"/>
+              </w:rPr>
+              <w:t xml:space="preserve">Δ HHI</w:t>
+            </w:r>
+          </w:p>
+        </w:tc>
+        <w:tc>
+          <w:tcPr>
+            <w:tcW w:type="dxa" w:w="1300"/>
+            <w:tcBorders>
+              <w:top w:val="single" w:color="CCCCCC" w:sz="1"/>
+              <w:left w:val="single" w:color="CCCCCC" w:sz="1"/>
+              <w:bottom w:val="single" w:color="CCCCCC" w:sz="1"/>
+              <w:right w:val="single" w:color="CCCCCC" w:sz="1"/>
+            </w:tcBorders>
+            <w:shd w:fill="1F4E79" w:val="clear"/>
+            <w:tcMar>
+              <w:top w:type="dxa" w:w="80"/>
+              <w:left w:type="dxa" w:w="120"/>
+              <w:bottom w:type="dxa" w:w="80"/>
+              <w:right w:type="dxa" w:w="120"/>
+            </w:tcMar>
+          </w:tcPr>
+          <w:p>
+            <w:r>
+              <w:rPr>
+                <w:rFonts w:ascii="Arial" w:cs="Arial" w:eastAsia="Arial" w:hAnsi="Arial"/>
+                <w:b/>
+                <w:bCs/>
+                <w:color w:val="FFFFFF"/>
+                <w:sz w:val="20"/>
+                <w:szCs w:val="20"/>
+              </w:rPr>
+              <w:t xml:space="preserve">Slope (pts/mo)</w:t>
+            </w:r>
+          </w:p>
+        </w:tc>
+        <w:tc>
+          <w:tcPr>
+            <w:tcW w:type="dxa" w:w="1000"/>
+            <w:tcBorders>
+              <w:top w:val="single" w:color="CCCCCC" w:sz="1"/>
+              <w:left w:val="single" w:color="CCCCCC" w:sz="1"/>
+              <w:bottom w:val="single" w:color="CCCCCC" w:sz="1"/>
+              <w:right w:val="single" w:color="CCCCCC" w:sz="1"/>
+            </w:tcBorders>
+            <w:shd w:fill="1F4E79" w:val="clear"/>
+            <w:tcMar>
+              <w:top w:type="dxa" w:w="80"/>
+              <w:left w:type="dxa" w:w="120"/>
+              <w:bottom w:type="dxa" w:w="80"/>
+              <w:right w:type="dxa" w:w="120"/>
+            </w:tcMar>
+          </w:tcPr>
+          <w:p>
+            <w:r>
+              <w:rPr>
+                <w:rFonts w:ascii="Arial" w:cs="Arial" w:eastAsia="Arial" w:hAnsi="Arial"/>
+                <w:b/>
+                <w:bCs/>
+                <w:color w:val="FFFFFF"/>
+                <w:sz w:val="20"/>
+                <w:szCs w:val="20"/>
+              </w:rPr>
+              <w:t xml:space="preserve">ENS 2019</w:t>
+            </w:r>
+          </w:p>
+        </w:tc>
+        <w:tc>
+          <w:tcPr>
+            <w:tcW w:type="dxa" w:w="1000"/>
+            <w:tcBorders>
+              <w:top w:val="single" w:color="CCCCCC" w:sz="1"/>
+              <w:left w:val="single" w:color="CCCCCC" w:sz="1"/>
+              <w:bottom w:val="single" w:color="CCCCCC" w:sz="1"/>
+              <w:right w:val="single" w:color="CCCCCC" w:sz="1"/>
+            </w:tcBorders>
+            <w:shd w:fill="1F4E79" w:val="clear"/>
+            <w:tcMar>
+              <w:top w:type="dxa" w:w="80"/>
+              <w:left w:type="dxa" w:w="120"/>
+              <w:bottom w:type="dxa" w:w="80"/>
+              <w:right w:type="dxa" w:w="120"/>
+            </w:tcMar>
+          </w:tcPr>
+          <w:p>
+            <w:r>
+              <w:rPr>
+                <w:rFonts w:ascii="Arial" w:cs="Arial" w:eastAsia="Arial" w:hAnsi="Arial"/>
+                <w:b/>
+                <w:bCs/>
+                <w:color w:val="FFFFFF"/>
+                <w:sz w:val="20"/>
+                <w:szCs w:val="20"/>
+              </w:rPr>
+              <w:t xml:space="preserve">ENS 2025</w:t>
+            </w:r>
+          </w:p>
+        </w:tc>
+        <w:tc>
+          <w:tcPr>
+            <w:tcW w:type="dxa" w:w="2560"/>
+            <w:tcBorders>
+              <w:top w:val="single" w:color="CCCCCC" w:sz="1"/>
+              <w:left w:val="single" w:color="CCCCCC" w:sz="1"/>
+              <w:bottom w:val="single" w:color="CCCCCC" w:sz="1"/>
+              <w:right w:val="single" w:color="CCCCCC" w:sz="1"/>
+            </w:tcBorders>
+            <w:shd w:fill="1F4E79" w:val="clear"/>
+            <w:tcMar>
+              <w:top w:type="dxa" w:w="80"/>
+              <w:left w:type="dxa" w:w="120"/>
+              <w:bottom w:type="dxa" w:w="80"/>
+              <w:right w:type="dxa" w:w="120"/>
+            </w:tcMar>
+          </w:tcPr>
+          <w:p>
+            <w:r>
+              <w:rPr>
+                <w:rFonts w:ascii="Arial" w:cs="Arial" w:eastAsia="Arial" w:hAnsi="Arial"/>
+                <w:b/>
+                <w:bCs/>
+                <w:color w:val="FFFFFF"/>
+                <w:sz w:val="20"/>
+                <w:szCs w:val="20"/>
+              </w:rPr>
+              <w:t xml:space="preserve">Dominant source</w:t>
+            </w:r>
+          </w:p>
+        </w:tc>
+      </w:tr>
+      <w:tr>
+        <w:tc>
+          <w:tcPr>
+            <w:tcW w:type="dxa" w:w="1900"/>
+            <w:tcBorders>
+              <w:top w:val="single" w:color="CCCCCC" w:sz="1"/>
+              <w:left w:val="single" w:color="CCCCCC" w:sz="1"/>
+              <w:bottom w:val="single" w:color="CCCCCC" w:sz="1"/>
+              <w:right w:val="single" w:color="CCCCCC" w:sz="1"/>
+            </w:tcBorders>
+            <w:shd w:fill="FFFFFF" w:val="clear"/>
+            <w:tcMar>
+              <w:top w:type="dxa" w:w="80"/>
+              <w:left w:type="dxa" w:w="120"/>
+              <w:bottom w:type="dxa" w:w="80"/>
+              <w:right w:type="dxa" w:w="120"/>
+            </w:tcMar>
+          </w:tcPr>
+          <w:p>
+            <w:r>
+              <w:rPr>
+                <w:rFonts w:ascii="Arial" w:cs="Arial" w:eastAsia="Arial" w:hAnsi="Arial"/>
+                <w:b w:val="false"/>
+                <w:bCs w:val="false"/>
+                <w:color w:val="000000"/>
+                <w:sz w:val="20"/>
+                <w:szCs w:val="20"/>
+              </w:rPr>
+              <w:t xml:space="preserve">Australia</w:t>
+            </w:r>
+          </w:p>
+        </w:tc>
+        <w:tc>
+          <w:tcPr>
+            <w:tcW w:type="dxa" w:w="1100"/>
+            <w:tcBorders>
+              <w:top w:val="single" w:color="CCCCCC" w:sz="1"/>
+              <w:left w:val="single" w:color="CCCCCC" w:sz="1"/>
+              <w:bottom w:val="single" w:color="CCCCCC" w:sz="1"/>
+              <w:right w:val="single" w:color="CCCCCC" w:sz="1"/>
+            </w:tcBorders>
+            <w:shd w:fill="FFFFFF" w:val="clear"/>
+            <w:tcMar>
+              <w:top w:type="dxa" w:w="80"/>
+              <w:left w:type="dxa" w:w="120"/>
+              <w:bottom w:type="dxa" w:w="80"/>
+              <w:right w:type="dxa" w:w="120"/>
+            </w:tcMar>
+          </w:tcPr>
+          <w:p>
+            <w:r>
+              <w:rPr>
+                <w:rFonts w:ascii="Arial" w:cs="Arial" w:eastAsia="Arial" w:hAnsi="Arial"/>
+                <w:b w:val="false"/>
+                <w:bCs w:val="false"/>
+                <w:color w:val="000000"/>
+                <w:sz w:val="20"/>
+                <w:szCs w:val="20"/>
+              </w:rPr>
+              <w:t xml:space="preserve">4,650</w:t>
+            </w:r>
+          </w:p>
+        </w:tc>
+        <w:tc>
+          <w:tcPr>
+            <w:tcW w:type="dxa" w:w="1100"/>
+            <w:tcBorders>
+              <w:top w:val="single" w:color="CCCCCC" w:sz="1"/>
+              <w:left w:val="single" w:color="CCCCCC" w:sz="1"/>
+              <w:bottom w:val="single" w:color="CCCCCC" w:sz="1"/>
+              <w:right w:val="single" w:color="CCCCCC" w:sz="1"/>
+            </w:tcBorders>
+            <w:shd w:fill="FFFFFF" w:val="clear"/>
+            <w:tcMar>
+              <w:top w:type="dxa" w:w="80"/>
+              <w:left w:type="dxa" w:w="120"/>
+              <w:bottom w:type="dxa" w:w="80"/>
+              <w:right w:type="dxa" w:w="120"/>
+            </w:tcMar>
+          </w:tcPr>
+          <w:p>
+            <w:r>
+              <w:rPr>
+                <w:rFonts w:ascii="Arial" w:cs="Arial" w:eastAsia="Arial" w:hAnsi="Arial"/>
+                <w:b/>
+                <w:bCs/>
+                <w:color w:val="375623"/>
+                <w:sz w:val="20"/>
+                <w:szCs w:val="20"/>
+              </w:rPr>
+              <w:t xml:space="preserve">3,362</w:t>
+            </w:r>
+          </w:p>
+        </w:tc>
+        <w:tc>
+          <w:tcPr>
+            <w:tcW w:type="dxa" w:w="1100"/>
+            <w:tcBorders>
+              <w:top w:val="single" w:color="CCCCCC" w:sz="1"/>
+              <w:left w:val="single" w:color="CCCCCC" w:sz="1"/>
+              <w:bottom w:val="single" w:color="CCCCCC" w:sz="1"/>
+              <w:right w:val="single" w:color="CCCCCC" w:sz="1"/>
+            </w:tcBorders>
+            <w:shd w:fill="FFFFFF" w:val="clear"/>
+            <w:tcMar>
+              <w:top w:type="dxa" w:w="80"/>
+              <w:left w:type="dxa" w:w="120"/>
+              <w:bottom w:type="dxa" w:w="80"/>
+              <w:right w:type="dxa" w:w="120"/>
+            </w:tcMar>
+          </w:tcPr>
+          <w:p>
+            <w:r>
+              <w:rPr>
+                <w:rFonts w:ascii="Arial" w:cs="Arial" w:eastAsia="Arial" w:hAnsi="Arial"/>
+                <w:b/>
+                <w:bCs/>
+                <w:color w:val="375623"/>
+                <w:sz w:val="20"/>
+                <w:szCs w:val="20"/>
+              </w:rPr>
+              <w:t xml:space="preserve">−1,288</w:t>
+            </w:r>
+          </w:p>
+        </w:tc>
+        <w:tc>
+          <w:tcPr>
+            <w:tcW w:type="dxa" w:w="1300"/>
+            <w:tcBorders>
+              <w:top w:val="single" w:color="CCCCCC" w:sz="1"/>
+              <w:left w:val="single" w:color="CCCCCC" w:sz="1"/>
+              <w:bottom w:val="single" w:color="CCCCCC" w:sz="1"/>
+              <w:right w:val="single" w:color="CCCCCC" w:sz="1"/>
+            </w:tcBorders>
+            <w:shd w:fill="FFFFFF" w:val="clear"/>
+            <w:tcMar>
+              <w:top w:type="dxa" w:w="80"/>
+              <w:left w:type="dxa" w:w="120"/>
+              <w:bottom w:type="dxa" w:w="80"/>
+              <w:right w:type="dxa" w:w="120"/>
+            </w:tcMar>
+          </w:tcPr>
+          <w:p>
+            <w:r>
+              <w:rPr>
+                <w:rFonts w:ascii="Arial" w:cs="Arial" w:eastAsia="Arial" w:hAnsi="Arial"/>
+                <w:b/>
+                <w:bCs/>
+                <w:color w:val="375623"/>
+                <w:sz w:val="20"/>
+                <w:szCs w:val="20"/>
+              </w:rPr>
+              <w:t xml:space="preserve">−18.7</w:t>
+            </w:r>
+          </w:p>
+        </w:tc>
+        <w:tc>
+          <w:tcPr>
+            <w:tcW w:type="dxa" w:w="1000"/>
+            <w:tcBorders>
+              <w:top w:val="single" w:color="CCCCCC" w:sz="1"/>
+              <w:left w:val="single" w:color="CCCCCC" w:sz="1"/>
+              <w:bottom w:val="single" w:color="CCCCCC" w:sz="1"/>
+              <w:right w:val="single" w:color="CCCCCC" w:sz="1"/>
+            </w:tcBorders>
+            <w:shd w:fill="FFFFFF" w:val="clear"/>
+            <w:tcMar>
+              <w:top w:type="dxa" w:w="80"/>
+              <w:left w:type="dxa" w:w="120"/>
+              <w:bottom w:type="dxa" w:w="80"/>
+              <w:right w:type="dxa" w:w="120"/>
+            </w:tcMar>
+          </w:tcPr>
+          <w:p>
+            <w:r>
+              <w:rPr>
+                <w:rFonts w:ascii="Arial" w:cs="Arial" w:eastAsia="Arial" w:hAnsi="Arial"/>
+                <w:b w:val="false"/>
+                <w:bCs w:val="false"/>
+                <w:color w:val="000000"/>
+                <w:sz w:val="20"/>
+                <w:szCs w:val="20"/>
+              </w:rPr>
+              <w:t xml:space="preserve">2.2</w:t>
+            </w:r>
+          </w:p>
+        </w:tc>
+        <w:tc>
+          <w:tcPr>
+            <w:tcW w:type="dxa" w:w="1000"/>
+            <w:tcBorders>
+              <w:top w:val="single" w:color="CCCCCC" w:sz="1"/>
+              <w:left w:val="single" w:color="CCCCCC" w:sz="1"/>
+              <w:bottom w:val="single" w:color="CCCCCC" w:sz="1"/>
+              <w:right w:val="single" w:color="CCCCCC" w:sz="1"/>
+            </w:tcBorders>
+            <w:shd w:fill="FFFFFF" w:val="clear"/>
+            <w:tcMar>
+              <w:top w:type="dxa" w:w="80"/>
+              <w:left w:type="dxa" w:w="120"/>
+              <w:bottom w:type="dxa" w:w="80"/>
+              <w:right w:type="dxa" w:w="120"/>
+            </w:tcMar>
+          </w:tcPr>
+          <w:p>
+            <w:r>
+              <w:rPr>
+                <w:rFonts w:ascii="Arial" w:cs="Arial" w:eastAsia="Arial" w:hAnsi="Arial"/>
+                <w:b/>
+                <w:bCs/>
+                <w:color w:val="375623"/>
+                <w:sz w:val="20"/>
+                <w:szCs w:val="20"/>
+              </w:rPr>
+              <w:t xml:space="preserve">3.0</w:t>
+            </w:r>
+          </w:p>
+        </w:tc>
+        <w:tc>
+          <w:tcPr>
+            <w:tcW w:type="dxa" w:w="2560"/>
+            <w:tcBorders>
+              <w:top w:val="single" w:color="CCCCCC" w:sz="1"/>
+              <w:left w:val="single" w:color="CCCCCC" w:sz="1"/>
+              <w:bottom w:val="single" w:color="CCCCCC" w:sz="1"/>
+              <w:right w:val="single" w:color="CCCCCC" w:sz="1"/>
+            </w:tcBorders>
+            <w:shd w:fill="FFFFFF" w:val="clear"/>
+            <w:tcMar>
+              <w:top w:type="dxa" w:w="80"/>
+              <w:left w:type="dxa" w:w="120"/>
+              <w:bottom w:type="dxa" w:w="80"/>
+              <w:right w:type="dxa" w:w="120"/>
+            </w:tcMar>
+          </w:tcPr>
+          <w:p>
+            <w:r>
+              <w:rPr>
+                <w:rFonts w:ascii="Arial" w:cs="Arial" w:eastAsia="Arial" w:hAnsi="Arial"/>
+                <w:b w:val="false"/>
+                <w:bCs w:val="false"/>
+                <w:color w:val="000000"/>
+                <w:sz w:val="20"/>
+                <w:szCs w:val="20"/>
+              </w:rPr>
+              <w:t xml:space="preserve">Coal (66% → 50%)</w:t>
+            </w:r>
+          </w:p>
+        </w:tc>
+      </w:tr>
+      <w:tr>
+        <w:tc>
+          <w:tcPr>
+            <w:tcW w:type="dxa" w:w="1900"/>
+            <w:tcBorders>
+              <w:top w:val="single" w:color="CCCCCC" w:sz="1"/>
+              <w:left w:val="single" w:color="CCCCCC" w:sz="1"/>
+              <w:bottom w:val="single" w:color="CCCCCC" w:sz="1"/>
+              <w:right w:val="single" w:color="CCCCCC" w:sz="1"/>
+            </w:tcBorders>
+            <w:shd w:fill="F2F2F2" w:val="clear"/>
+            <w:tcMar>
+              <w:top w:type="dxa" w:w="80"/>
+              <w:left w:type="dxa" w:w="120"/>
+              <w:bottom w:type="dxa" w:w="80"/>
+              <w:right w:type="dxa" w:w="120"/>
+            </w:tcMar>
+          </w:tcPr>
+          <w:p>
+            <w:r>
+              <w:rPr>
+                <w:rFonts w:ascii="Arial" w:cs="Arial" w:eastAsia="Arial" w:hAnsi="Arial"/>
+                <w:b w:val="false"/>
+                <w:bCs w:val="false"/>
+                <w:color w:val="000000"/>
+                <w:sz w:val="20"/>
+                <w:szCs w:val="20"/>
+              </w:rPr>
+              <w:t xml:space="preserve">United Kingdom</w:t>
+            </w:r>
+          </w:p>
+        </w:tc>
+        <w:tc>
+          <w:tcPr>
+            <w:tcW w:type="dxa" w:w="1100"/>
+            <w:tcBorders>
+              <w:top w:val="single" w:color="CCCCCC" w:sz="1"/>
+              <w:left w:val="single" w:color="CCCCCC" w:sz="1"/>
+              <w:bottom w:val="single" w:color="CCCCCC" w:sz="1"/>
+              <w:right w:val="single" w:color="CCCCCC" w:sz="1"/>
+            </w:tcBorders>
+            <w:shd w:fill="F2F2F2" w:val="clear"/>
+            <w:tcMar>
+              <w:top w:type="dxa" w:w="80"/>
+              <w:left w:type="dxa" w:w="120"/>
+              <w:bottom w:type="dxa" w:w="80"/>
+              <w:right w:type="dxa" w:w="120"/>
+            </w:tcMar>
+          </w:tcPr>
+          <w:p>
+            <w:r>
+              <w:rPr>
+                <w:rFonts w:ascii="Arial" w:cs="Arial" w:eastAsia="Arial" w:hAnsi="Arial"/>
+                <w:b w:val="false"/>
+                <w:bCs w:val="false"/>
+                <w:color w:val="000000"/>
+                <w:sz w:val="20"/>
+                <w:szCs w:val="20"/>
+              </w:rPr>
+              <w:t xml:space="preserve">3,071</w:t>
+            </w:r>
+          </w:p>
+        </w:tc>
+        <w:tc>
+          <w:tcPr>
+            <w:tcW w:type="dxa" w:w="1100"/>
+            <w:tcBorders>
+              <w:top w:val="single" w:color="CCCCCC" w:sz="1"/>
+              <w:left w:val="single" w:color="CCCCCC" w:sz="1"/>
+              <w:bottom w:val="single" w:color="CCCCCC" w:sz="1"/>
+              <w:right w:val="single" w:color="CCCCCC" w:sz="1"/>
+            </w:tcBorders>
+            <w:shd w:fill="F2F2F2" w:val="clear"/>
+            <w:tcMar>
+              <w:top w:type="dxa" w:w="80"/>
+              <w:left w:type="dxa" w:w="120"/>
+              <w:bottom w:type="dxa" w:w="80"/>
+              <w:right w:type="dxa" w:w="120"/>
+            </w:tcMar>
+          </w:tcPr>
+          <w:p>
+            <w:r>
+              <w:rPr>
+                <w:rFonts w:ascii="Arial" w:cs="Arial" w:eastAsia="Arial" w:hAnsi="Arial"/>
+                <w:b w:val="false"/>
+                <w:bCs w:val="false"/>
+                <w:color w:val="000000"/>
+                <w:sz w:val="20"/>
+                <w:szCs w:val="20"/>
+              </w:rPr>
+              <w:t xml:space="preserve">2,627</w:t>
+            </w:r>
+          </w:p>
+        </w:tc>
+        <w:tc>
+          <w:tcPr>
+            <w:tcW w:type="dxa" w:w="1100"/>
+            <w:tcBorders>
+              <w:top w:val="single" w:color="CCCCCC" w:sz="1"/>
+              <w:left w:val="single" w:color="CCCCCC" w:sz="1"/>
+              <w:bottom w:val="single" w:color="CCCCCC" w:sz="1"/>
+              <w:right w:val="single" w:color="CCCCCC" w:sz="1"/>
+            </w:tcBorders>
+            <w:shd w:fill="F2F2F2" w:val="clear"/>
+            <w:tcMar>
+              <w:top w:type="dxa" w:w="80"/>
+              <w:left w:type="dxa" w:w="120"/>
+              <w:bottom w:type="dxa" w:w="80"/>
+              <w:right w:type="dxa" w:w="120"/>
+            </w:tcMar>
+          </w:tcPr>
+          <w:p>
+            <w:r>
+              <w:rPr>
+                <w:rFonts w:ascii="Arial" w:cs="Arial" w:eastAsia="Arial" w:hAnsi="Arial"/>
+                <w:b w:val="false"/>
+                <w:bCs w:val="false"/>
+                <w:color w:val="000000"/>
+                <w:sz w:val="20"/>
+                <w:szCs w:val="20"/>
+              </w:rPr>
+              <w:t xml:space="preserve">−444</w:t>
+            </w:r>
+          </w:p>
+        </w:tc>
+        <w:tc>
+          <w:tcPr>
+            <w:tcW w:type="dxa" w:w="1300"/>
+            <w:tcBorders>
+              <w:top w:val="single" w:color="CCCCCC" w:sz="1"/>
+              <w:left w:val="single" w:color="CCCCCC" w:sz="1"/>
+              <w:bottom w:val="single" w:color="CCCCCC" w:sz="1"/>
+              <w:right w:val="single" w:color="CCCCCC" w:sz="1"/>
+            </w:tcBorders>
+            <w:shd w:fill="F2F2F2" w:val="clear"/>
+            <w:tcMar>
+              <w:top w:type="dxa" w:w="80"/>
+              <w:left w:type="dxa" w:w="120"/>
+              <w:bottom w:type="dxa" w:w="80"/>
+              <w:right w:type="dxa" w:w="120"/>
+            </w:tcMar>
+          </w:tcPr>
+          <w:p>
+            <w:r>
+              <w:rPr>
+                <w:rFonts w:ascii="Arial" w:cs="Arial" w:eastAsia="Arial" w:hAnsi="Arial"/>
+                <w:b w:val="false"/>
+                <w:bCs w:val="false"/>
+                <w:color w:val="000000"/>
+                <w:sz w:val="20"/>
+                <w:szCs w:val="20"/>
+              </w:rPr>
+              <w:t xml:space="preserve">−5.1</w:t>
+            </w:r>
+          </w:p>
+        </w:tc>
+        <w:tc>
+          <w:tcPr>
+            <w:tcW w:type="dxa" w:w="1000"/>
+            <w:tcBorders>
+              <w:top w:val="single" w:color="CCCCCC" w:sz="1"/>
+              <w:left w:val="single" w:color="CCCCCC" w:sz="1"/>
+              <w:bottom w:val="single" w:color="CCCCCC" w:sz="1"/>
+              <w:right w:val="single" w:color="CCCCCC" w:sz="1"/>
+            </w:tcBorders>
+            <w:shd w:fill="F2F2F2" w:val="clear"/>
+            <w:tcMar>
+              <w:top w:type="dxa" w:w="80"/>
+              <w:left w:type="dxa" w:w="120"/>
+              <w:bottom w:type="dxa" w:w="80"/>
+              <w:right w:type="dxa" w:w="120"/>
+            </w:tcMar>
+          </w:tcPr>
+          <w:p>
+            <w:r>
+              <w:rPr>
+                <w:rFonts w:ascii="Arial" w:cs="Arial" w:eastAsia="Arial" w:hAnsi="Arial"/>
+                <w:b w:val="false"/>
+                <w:bCs w:val="false"/>
+                <w:color w:val="000000"/>
+                <w:sz w:val="20"/>
+                <w:szCs w:val="20"/>
+              </w:rPr>
+              <w:t xml:space="preserve">3.3</w:t>
+            </w:r>
+          </w:p>
+        </w:tc>
+        <w:tc>
+          <w:tcPr>
+            <w:tcW w:type="dxa" w:w="1000"/>
+            <w:tcBorders>
+              <w:top w:val="single" w:color="CCCCCC" w:sz="1"/>
+              <w:left w:val="single" w:color="CCCCCC" w:sz="1"/>
+              <w:bottom w:val="single" w:color="CCCCCC" w:sz="1"/>
+              <w:right w:val="single" w:color="CCCCCC" w:sz="1"/>
+            </w:tcBorders>
+            <w:shd w:fill="F2F2F2" w:val="clear"/>
+            <w:tcMar>
+              <w:top w:type="dxa" w:w="80"/>
+              <w:left w:type="dxa" w:w="120"/>
+              <w:bottom w:type="dxa" w:w="80"/>
+              <w:right w:type="dxa" w:w="120"/>
+            </w:tcMar>
+          </w:tcPr>
+          <w:p>
+            <w:r>
+              <w:rPr>
+                <w:rFonts w:ascii="Arial" w:cs="Arial" w:eastAsia="Arial" w:hAnsi="Arial"/>
+                <w:b w:val="false"/>
+                <w:bCs w:val="false"/>
+                <w:color w:val="000000"/>
+                <w:sz w:val="20"/>
+                <w:szCs w:val="20"/>
+              </w:rPr>
+              <w:t xml:space="preserve">3.8</w:t>
+            </w:r>
+          </w:p>
+        </w:tc>
+        <w:tc>
+          <w:tcPr>
+            <w:tcW w:type="dxa" w:w="2560"/>
+            <w:tcBorders>
+              <w:top w:val="single" w:color="CCCCCC" w:sz="1"/>
+              <w:left w:val="single" w:color="CCCCCC" w:sz="1"/>
+              <w:bottom w:val="single" w:color="CCCCCC" w:sz="1"/>
+              <w:right w:val="single" w:color="CCCCCC" w:sz="1"/>
+            </w:tcBorders>
+            <w:shd w:fill="F2F2F2" w:val="clear"/>
+            <w:tcMar>
+              <w:top w:type="dxa" w:w="80"/>
+              <w:left w:type="dxa" w:w="120"/>
+              <w:bottom w:type="dxa" w:w="80"/>
+              <w:right w:type="dxa" w:w="120"/>
+            </w:tcMar>
+          </w:tcPr>
+          <w:p>
+            <w:r>
+              <w:rPr>
+                <w:rFonts w:ascii="Arial" w:cs="Arial" w:eastAsia="Arial" w:hAnsi="Arial"/>
+                <w:b w:val="false"/>
+                <w:bCs w:val="false"/>
+                <w:color w:val="000000"/>
+                <w:sz w:val="20"/>
+                <w:szCs w:val="20"/>
+              </w:rPr>
+              <w:t xml:space="preserve">Gas (46% → 35%)</w:t>
+            </w:r>
+          </w:p>
+        </w:tc>
+      </w:tr>
+      <w:tr>
+        <w:tc>
+          <w:tcPr>
+            <w:tcW w:type="dxa" w:w="1900"/>
+            <w:tcBorders>
+              <w:top w:val="single" w:color="CCCCCC" w:sz="1"/>
+              <w:left w:val="single" w:color="CCCCCC" w:sz="1"/>
+              <w:bottom w:val="single" w:color="CCCCCC" w:sz="1"/>
+              <w:right w:val="single" w:color="CCCCCC" w:sz="1"/>
+            </w:tcBorders>
+            <w:shd w:fill="FFFFFF" w:val="clear"/>
+            <w:tcMar>
+              <w:top w:type="dxa" w:w="80"/>
+              <w:left w:type="dxa" w:w="120"/>
+              <w:bottom w:type="dxa" w:w="80"/>
+              <w:right w:type="dxa" w:w="120"/>
+            </w:tcMar>
+          </w:tcPr>
+          <w:p>
+            <w:r>
+              <w:rPr>
+                <w:rFonts w:ascii="Arial" w:cs="Arial" w:eastAsia="Arial" w:hAnsi="Arial"/>
+                <w:b w:val="false"/>
+                <w:bCs w:val="false"/>
+                <w:color w:val="000000"/>
+                <w:sz w:val="20"/>
+                <w:szCs w:val="20"/>
+              </w:rPr>
+              <w:t xml:space="preserve">United States</w:t>
+            </w:r>
+          </w:p>
+        </w:tc>
+        <w:tc>
+          <w:tcPr>
+            <w:tcW w:type="dxa" w:w="1100"/>
+            <w:tcBorders>
+              <w:top w:val="single" w:color="CCCCCC" w:sz="1"/>
+              <w:left w:val="single" w:color="CCCCCC" w:sz="1"/>
+              <w:bottom w:val="single" w:color="CCCCCC" w:sz="1"/>
+              <w:right w:val="single" w:color="CCCCCC" w:sz="1"/>
+            </w:tcBorders>
+            <w:shd w:fill="FFFFFF" w:val="clear"/>
+            <w:tcMar>
+              <w:top w:type="dxa" w:w="80"/>
+              <w:left w:type="dxa" w:w="120"/>
+              <w:bottom w:type="dxa" w:w="80"/>
+              <w:right w:type="dxa" w:w="120"/>
+            </w:tcMar>
+          </w:tcPr>
+          <w:p>
+            <w:r>
+              <w:rPr>
+                <w:rFonts w:ascii="Arial" w:cs="Arial" w:eastAsia="Arial" w:hAnsi="Arial"/>
+                <w:b w:val="false"/>
+                <w:bCs w:val="false"/>
+                <w:color w:val="000000"/>
+                <w:sz w:val="20"/>
+                <w:szCs w:val="20"/>
+              </w:rPr>
+              <w:t xml:space="preserve">2,481</w:t>
+            </w:r>
+          </w:p>
+        </w:tc>
+        <w:tc>
+          <w:tcPr>
+            <w:tcW w:type="dxa" w:w="1100"/>
+            <w:tcBorders>
+              <w:top w:val="single" w:color="CCCCCC" w:sz="1"/>
+              <w:left w:val="single" w:color="CCCCCC" w:sz="1"/>
+              <w:bottom w:val="single" w:color="CCCCCC" w:sz="1"/>
+              <w:right w:val="single" w:color="CCCCCC" w:sz="1"/>
+            </w:tcBorders>
+            <w:shd w:fill="FFFFFF" w:val="clear"/>
+            <w:tcMar>
+              <w:top w:type="dxa" w:w="80"/>
+              <w:left w:type="dxa" w:w="120"/>
+              <w:bottom w:type="dxa" w:w="80"/>
+              <w:right w:type="dxa" w:w="120"/>
+            </w:tcMar>
+          </w:tcPr>
+          <w:p>
+            <w:r>
+              <w:rPr>
+                <w:rFonts w:ascii="Arial" w:cs="Arial" w:eastAsia="Arial" w:hAnsi="Arial"/>
+                <w:b w:val="false"/>
+                <w:bCs w:val="false"/>
+                <w:color w:val="000000"/>
+                <w:sz w:val="20"/>
+                <w:szCs w:val="20"/>
+              </w:rPr>
+              <w:t xml:space="preserve">2,391</w:t>
+            </w:r>
+          </w:p>
+        </w:tc>
+        <w:tc>
+          <w:tcPr>
+            <w:tcW w:type="dxa" w:w="1100"/>
+            <w:tcBorders>
+              <w:top w:val="single" w:color="CCCCCC" w:sz="1"/>
+              <w:left w:val="single" w:color="CCCCCC" w:sz="1"/>
+              <w:bottom w:val="single" w:color="CCCCCC" w:sz="1"/>
+              <w:right w:val="single" w:color="CCCCCC" w:sz="1"/>
+            </w:tcBorders>
+            <w:shd w:fill="FFFFFF" w:val="clear"/>
+            <w:tcMar>
+              <w:top w:type="dxa" w:w="80"/>
+              <w:left w:type="dxa" w:w="120"/>
+              <w:bottom w:type="dxa" w:w="80"/>
+              <w:right w:type="dxa" w:w="120"/>
+            </w:tcMar>
+          </w:tcPr>
+          <w:p>
+            <w:r>
+              <w:rPr>
+                <w:rFonts w:ascii="Arial" w:cs="Arial" w:eastAsia="Arial" w:hAnsi="Arial"/>
+                <w:b/>
+                <w:bCs/>
+                <w:color w:val="C00000"/>
+                <w:sz w:val="20"/>
+                <w:szCs w:val="20"/>
+              </w:rPr>
+              <w:t xml:space="preserve">−90</w:t>
+            </w:r>
+          </w:p>
+        </w:tc>
+        <w:tc>
+          <w:tcPr>
+            <w:tcW w:type="dxa" w:w="1300"/>
+            <w:tcBorders>
+              <w:top w:val="single" w:color="CCCCCC" w:sz="1"/>
+              <w:left w:val="single" w:color="CCCCCC" w:sz="1"/>
+              <w:bottom w:val="single" w:color="CCCCCC" w:sz="1"/>
+              <w:right w:val="single" w:color="CCCCCC" w:sz="1"/>
+            </w:tcBorders>
+            <w:shd w:fill="FFFFFF" w:val="clear"/>
+            <w:tcMar>
+              <w:top w:type="dxa" w:w="80"/>
+              <w:left w:type="dxa" w:w="120"/>
+              <w:bottom w:type="dxa" w:w="80"/>
+              <w:right w:type="dxa" w:w="120"/>
+            </w:tcMar>
+          </w:tcPr>
+          <w:p>
+            <w:r>
+              <w:rPr>
+                <w:rFonts w:ascii="Arial" w:cs="Arial" w:eastAsia="Arial" w:hAnsi="Arial"/>
+                <w:b/>
+                <w:bCs/>
+                <w:color w:val="C00000"/>
+                <w:sz w:val="20"/>
+                <w:szCs w:val="20"/>
+              </w:rPr>
+              <w:t xml:space="preserve">+0.2</w:t>
+            </w:r>
+          </w:p>
+        </w:tc>
+        <w:tc>
+          <w:tcPr>
+            <w:tcW w:type="dxa" w:w="1000"/>
+            <w:tcBorders>
+              <w:top w:val="single" w:color="CCCCCC" w:sz="1"/>
+              <w:left w:val="single" w:color="CCCCCC" w:sz="1"/>
+              <w:bottom w:val="single" w:color="CCCCCC" w:sz="1"/>
+              <w:right w:val="single" w:color="CCCCCC" w:sz="1"/>
+            </w:tcBorders>
+            <w:shd w:fill="FFFFFF" w:val="clear"/>
+            <w:tcMar>
+              <w:top w:type="dxa" w:w="80"/>
+              <w:left w:type="dxa" w:w="120"/>
+              <w:bottom w:type="dxa" w:w="80"/>
+              <w:right w:type="dxa" w:w="120"/>
+            </w:tcMar>
+          </w:tcPr>
+          <w:p>
+            <w:r>
+              <w:rPr>
+                <w:rFonts w:ascii="Arial" w:cs="Arial" w:eastAsia="Arial" w:hAnsi="Arial"/>
+                <w:b w:val="false"/>
+                <w:bCs w:val="false"/>
+                <w:color w:val="000000"/>
+                <w:sz w:val="20"/>
+                <w:szCs w:val="20"/>
+              </w:rPr>
+              <w:t xml:space="preserve">4.0</w:t>
+            </w:r>
+          </w:p>
+        </w:tc>
+        <w:tc>
+          <w:tcPr>
+            <w:tcW w:type="dxa" w:w="1000"/>
+            <w:tcBorders>
+              <w:top w:val="single" w:color="CCCCCC" w:sz="1"/>
+              <w:left w:val="single" w:color="CCCCCC" w:sz="1"/>
+              <w:bottom w:val="single" w:color="CCCCCC" w:sz="1"/>
+              <w:right w:val="single" w:color="CCCCCC" w:sz="1"/>
+            </w:tcBorders>
+            <w:shd w:fill="FFFFFF" w:val="clear"/>
+            <w:tcMar>
+              <w:top w:type="dxa" w:w="80"/>
+              <w:left w:type="dxa" w:w="120"/>
+              <w:bottom w:type="dxa" w:w="80"/>
+              <w:right w:type="dxa" w:w="120"/>
+            </w:tcMar>
+          </w:tcPr>
+          <w:p>
+            <w:r>
+              <w:rPr>
+                <w:rFonts w:ascii="Arial" w:cs="Arial" w:eastAsia="Arial" w:hAnsi="Arial"/>
+                <w:b w:val="false"/>
+                <w:bCs w:val="false"/>
+                <w:color w:val="000000"/>
+                <w:sz w:val="20"/>
+                <w:szCs w:val="20"/>
+              </w:rPr>
+              <w:t xml:space="preserve">4.2</w:t>
+            </w:r>
+          </w:p>
+        </w:tc>
+        <w:tc>
+          <w:tcPr>
+            <w:tcW w:type="dxa" w:w="2560"/>
+            <w:tcBorders>
+              <w:top w:val="single" w:color="CCCCCC" w:sz="1"/>
+              <w:left w:val="single" w:color="CCCCCC" w:sz="1"/>
+              <w:bottom w:val="single" w:color="CCCCCC" w:sz="1"/>
+              <w:right w:val="single" w:color="CCCCCC" w:sz="1"/>
+            </w:tcBorders>
+            <w:shd w:fill="FFFFFF" w:val="clear"/>
+            <w:tcMar>
+              <w:top w:type="dxa" w:w="80"/>
+              <w:left w:type="dxa" w:w="120"/>
+              <w:bottom w:type="dxa" w:w="80"/>
+              <w:right w:type="dxa" w:w="120"/>
+            </w:tcMar>
+          </w:tcPr>
+          <w:p>
+            <w:r>
+              <w:rPr>
+                <w:rFonts w:ascii="Arial" w:cs="Arial" w:eastAsia="Arial" w:hAnsi="Arial"/>
+                <w:b w:val="false"/>
+                <w:bCs w:val="false"/>
+                <w:color w:val="000000"/>
+                <w:sz w:val="20"/>
+                <w:szCs w:val="20"/>
+              </w:rPr>
+              <w:t xml:space="preserve">Gas (stable ~40%)</w:t>
+            </w:r>
+          </w:p>
+        </w:tc>
+      </w:tr>
+    </w:tbl>
+    <w:p>
+      <w:pPr>
+        <w:spacing w:after="80"/>
+      </w:pPr>
+      <w:r>
+        <w:t xml:space="preserve"/>
+      </w:r>
+    </w:p>
+    <w:p>
+      <w:pPr>
+        <w:pStyle w:val="ListParagraph"/>
+        <w:numPr>
+          <w:ilvl w:val="0"/>
+          <w:numId w:val="2"/>
+        </w:numPr>
+        <w:spacing w:after="90"/>
+      </w:pPr>
+      <w:r>
+        <w:rPr>
+          <w:rFonts w:ascii="Arial" w:cs="Arial" w:eastAsia="Arial" w:hAnsi="Arial"/>
+          <w:b/>
+          <w:bCs/>
+          <w:sz w:val="22"/>
+          <w:szCs w:val="22"/>
+        </w:rPr>
+        <w:t xml:space="preserve">Australia diversifying fastest: </w:t>
+      </w:r>
+      <w:r>
+        <w:rPr>
+          <w:rFonts w:ascii="Arial" w:cs="Arial" w:eastAsia="Arial" w:hAnsi="Arial"/>
+          <w:sz w:val="22"/>
+          <w:szCs w:val="22"/>
+        </w:rPr>
+        <w:t xml:space="preserve">Australia's HHI dropped by 1,288 points (from 4,650 to 3,362), moving from 'highly concentrated' to 'moderately concentrated' territory. Its ENS rose from 2.2 to 3.0 — the grid evolved from a de facto two-source system (Coal + everything else) to a genuine three-source mix (Coal + Solar + Wind). The HHI slope of −18.7 points per month is 3.7× faster than the UK's diversification rate.</w:t>
+      </w:r>
+    </w:p>
+    <w:p>
+      <w:pPr>
+        <w:pStyle w:val="ListParagraph"/>
+        <w:numPr>
+          <w:ilvl w:val="0"/>
+          <w:numId w:val="2"/>
+        </w:numPr>
+        <w:spacing w:after="90"/>
+      </w:pPr>
+      <w:r>
+        <w:rPr>
+          <w:rFonts w:ascii="Arial" w:cs="Arial" w:eastAsia="Arial" w:hAnsi="Arial"/>
+          <w:b/>
+          <w:bCs/>
+          <w:sz w:val="22"/>
+          <w:szCs w:val="22"/>
+        </w:rPr>
+        <w:t xml:space="preserve">UK steadily broadening: </w:t>
+      </w:r>
+      <w:r>
+        <w:rPr>
+          <w:rFonts w:ascii="Arial" w:cs="Arial" w:eastAsia="Arial" w:hAnsi="Arial"/>
+          <w:sz w:val="22"/>
+          <w:szCs w:val="22"/>
+        </w:rPr>
+        <w:t xml:space="preserve">The UK entered 2019 with a moderately concentrated grid (HHI = 3,071) dominated by Gas at 46%. By 2025, Gas declined to ~35% while Wind rose to match it, producing a more balanced portfolio with HHI = 2,627 and ENS = 3.8. The UK is approaching the 'diversified' threshold of HHI &lt; 2,500.</w:t>
+      </w:r>
+    </w:p>
+    <w:p>
+      <w:pPr>
+        <w:pStyle w:val="ListParagraph"/>
+        <w:numPr>
+          <w:ilvl w:val="0"/>
+          <w:numId w:val="2"/>
+        </w:numPr>
+        <w:spacing w:after="90"/>
+      </w:pPr>
+      <w:r>
+        <w:rPr>
+          <w:rFonts w:ascii="Arial" w:cs="Arial" w:eastAsia="Arial" w:hAnsi="Arial"/>
+          <w:b/>
+          <w:bCs/>
+          <w:sz w:val="22"/>
+          <w:szCs w:val="22"/>
+        </w:rPr>
+        <w:t xml:space="preserve">US already diverse but structurally frozen: </w:t>
+      </w:r>
+      <w:r>
+        <w:rPr>
+          <w:rFonts w:ascii="Arial" w:cs="Arial" w:eastAsia="Arial" w:hAnsi="Arial"/>
+          <w:sz w:val="22"/>
+          <w:szCs w:val="22"/>
+        </w:rPr>
+        <w:t xml:space="preserve">The US started as the most diverse grid (HHI = 2,481, ENS = 4.0) thanks to its established mix of Gas, Coal, Nuclear, and Wind. However, its HHI barely changed (slope = +0.2 pts/month), meaning the transition is not making the US grid more or less diverse — it is structurally frozen. Gas remains dominant at ~40% across the entire window. This is a paradoxical finding: the US is the most diverse but the least dynamic.</w:t>
+      </w:r>
+    </w:p>
+    <w:p>
+      <w:pPr>
+        <w:pStyle w:val="ListParagraph"/>
+        <w:numPr>
+          <w:ilvl w:val="0"/>
+          <w:numId w:val="2"/>
+        </w:numPr>
+        <w:spacing w:after="90"/>
+      </w:pPr>
+      <w:r>
+        <w:rPr>
+          <w:rFonts w:ascii="Arial" w:cs="Arial" w:eastAsia="Arial" w:hAnsi="Arial"/>
+          <w:b/>
+          <w:bCs/>
+          <w:sz w:val="22"/>
+          <w:szCs w:val="22"/>
+        </w:rPr>
+        <w:t xml:space="preserve">Decarbonisation drives diversification: </w:t>
+      </w:r>
+      <w:r>
+        <w:rPr>
+          <w:rFonts w:ascii="Arial" w:cs="Arial" w:eastAsia="Arial" w:hAnsi="Arial"/>
+          <w:sz w:val="22"/>
+          <w:szCs w:val="22"/>
+        </w:rPr>
+        <w:t xml:space="preserve">The scatter plot (Figure 13) demonstrates a strong positive correlation between fossil share and HHI across all three countries. The displacement of a dominant fossil fuel mechanically increases diversity, because the replacing sources (Wind + Solar) enter at smaller individual shares. This finding has a policy implication: investing in renewable deployment achieves two goals simultaneously — lower carbon intensity and higher structural resilience.</w:t>
+      </w:r>
+    </w:p>
+    <w:p>
+      <w:pPr>
+        <w:spacing w:after="80"/>
+      </w:pPr>
+      <w:r>
+        <w:t xml:space="preserve"/>
+      </w:r>
+    </w:p>
+    <w:p>
+      <w:pPr>
+        <w:pStyle w:val="Heading3"/>
+        <w:spacing w:after="80" w:before="200"/>
+      </w:pPr>
+      <w:r>
+        <w:rPr>
+          <w:rFonts w:ascii="Arial" w:cs="Arial" w:eastAsia="Arial" w:hAnsi="Arial"/>
+          <w:b/>
+          <w:bCs/>
+          <w:color w:val="595959"/>
+          <w:sz w:val="22"/>
+          <w:szCs w:val="22"/>
+        </w:rPr>
+        <w:t xml:space="preserve">Visualisations used for RQ4</w:t>
+      </w:r>
+    </w:p>
+    <w:p>
+      <w:pPr>
+        <w:pStyle w:val="ListParagraph"/>
+        <w:numPr>
+          <w:ilvl w:val="0"/>
+          <w:numId w:val="2"/>
+        </w:numPr>
+        <w:spacing w:after="90"/>
+      </w:pPr>
+      <w:r>
+        <w:rPr>
+          <w:rFonts w:ascii="Arial" w:cs="Arial" w:eastAsia="Arial" w:hAnsi="Arial"/>
+          <w:b/>
+          <w:bCs/>
+          <w:sz w:val="22"/>
+          <w:szCs w:val="22"/>
+        </w:rPr>
+        <w:t xml:space="preserve">Diversification speed bar chart (Figure 12, left): </w:t>
+      </w:r>
+      <w:r>
+        <w:rPr>
+          <w:rFonts w:ascii="Arial" w:cs="Arial" w:eastAsia="Arial" w:hAnsi="Arial"/>
+          <w:sz w:val="22"/>
+          <w:szCs w:val="22"/>
+        </w:rPr>
+        <w:t xml:space="preserve">HHI regression slope per country. Negative = diversifying. The bar chart idiom was chosen for the same reason as the RQ1 transition speed chart (Figure 5) — it enables direct visual comparison of a single scalar metric across countries. The zero reference line and directional annotation ('← Diversifying faster') guide interpretation.</w:t>
+      </w:r>
+    </w:p>
+    <w:p>
+      <w:pPr>
+        <w:pStyle w:val="ListParagraph"/>
+        <w:numPr>
+          <w:ilvl w:val="0"/>
+          <w:numId w:val="2"/>
+        </w:numPr>
+        <w:spacing w:after="90"/>
+      </w:pPr>
+      <w:r>
+        <w:rPr>
+          <w:rFonts w:ascii="Arial" w:cs="Arial" w:eastAsia="Arial" w:hAnsi="Arial"/>
+          <w:b/>
+          <w:bCs/>
+          <w:sz w:val="22"/>
+          <w:szCs w:val="22"/>
+        </w:rPr>
+        <w:t xml:space="preserve">Top source dominance line chart (Figure 12, right): </w:t>
+      </w:r>
+      <w:r>
+        <w:rPr>
+          <w:rFonts w:ascii="Arial" w:cs="Arial" w:eastAsia="Arial" w:hAnsi="Arial"/>
+          <w:sz w:val="22"/>
+          <w:szCs w:val="22"/>
+        </w:rPr>
+        <w:t xml:space="preserve">Annual share of the largest single source per country. Tracks whether the dominant fuel is losing its grip over time. A line chart was chosen because the temporal trend is the key signal — a declining line confirms genuine structural change, not just statistical noise.</w:t>
+      </w:r>
+    </w:p>
+    <w:p>
+      <w:pPr>
+        <w:pStyle w:val="ListParagraph"/>
+        <w:numPr>
+          <w:ilvl w:val="0"/>
+          <w:numId w:val="2"/>
+        </w:numPr>
+        <w:spacing w:after="90"/>
+      </w:pPr>
+      <w:r>
+        <w:rPr>
+          <w:rFonts w:ascii="Arial" w:cs="Arial" w:eastAsia="Arial" w:hAnsi="Arial"/>
+          <w:b/>
+          <w:bCs/>
+          <w:sz w:val="22"/>
+          <w:szCs w:val="22"/>
+        </w:rPr>
+        <w:t xml:space="preserve">HHI vs. fossil share scatter (Figure 13): </w:t>
+      </w:r>
+      <w:r>
+        <w:rPr>
+          <w:rFonts w:ascii="Arial" w:cs="Arial" w:eastAsia="Arial" w:hAnsi="Arial"/>
+          <w:sz w:val="22"/>
+          <w:szCs w:val="22"/>
+        </w:rPr>
+        <w:t xml:space="preserve">The critical analytical chart for RQ4. Monthly data points coloured by country with per-country linear trend lines. The scatter plot idiom was chosen because it reveals the relationship between two continuous variables — a question that line or bar charts cannot address. Each country's cluster position, spread, and slope tell a distinct story about its structural trajectory.</w:t>
+      </w:r>
+    </w:p>
+    <w:p>
+      <w:pPr>
+        <w:pStyle w:val="ListParagraph"/>
+        <w:numPr>
+          <w:ilvl w:val="0"/>
+          <w:numId w:val="2"/>
+        </w:numPr>
+        <w:spacing w:after="90"/>
+      </w:pPr>
+      <w:r>
+        <w:rPr>
+          <w:rFonts w:ascii="Arial" w:cs="Arial" w:eastAsia="Arial" w:hAnsi="Arial"/>
+          <w:b/>
+          <w:bCs/>
+          <w:sz w:val="22"/>
+          <w:szCs w:val="22"/>
+        </w:rPr>
+        <w:t xml:space="preserve">Monthly HHI line chart (in dashboard): </w:t>
+      </w:r>
+      <w:r>
+        <w:rPr>
+          <w:rFonts w:ascii="Arial" w:cs="Arial" w:eastAsia="Arial" w:hAnsi="Arial"/>
+          <w:sz w:val="22"/>
+          <w:szCs w:val="22"/>
+        </w:rPr>
+        <w:t xml:space="preserve">Time series with background bands showing concentration thresholds (green &lt; 2,500, amber 2,500–4,500, red &gt; 4,500). Dashed trend lines overlay raw monthly data. The colour-coded bands provide immediate context for whether a country's HHI level is concerning or healthy.</w:t>
+      </w:r>
+    </w:p>
+    <w:p>
+      <w:pPr>
+        <w:pStyle w:val="ListParagraph"/>
+        <w:numPr>
+          <w:ilvl w:val="0"/>
+          <w:numId w:val="2"/>
+        </w:numPr>
+        <w:spacing w:after="90"/>
+      </w:pPr>
+      <w:r>
+        <w:rPr>
+          <w:rFonts w:ascii="Arial" w:cs="Arial" w:eastAsia="Arial" w:hAnsi="Arial"/>
+          <w:b/>
+          <w:bCs/>
+          <w:sz w:val="22"/>
+          <w:szCs w:val="22"/>
+        </w:rPr>
+        <w:t xml:space="preserve">ENS line chart (in dashboard): </w:t>
+      </w:r>
+      <w:r>
+        <w:rPr>
+          <w:rFonts w:ascii="Arial" w:cs="Arial" w:eastAsia="Arial" w:hAnsi="Arial"/>
+          <w:sz w:val="22"/>
+          <w:szCs w:val="22"/>
+        </w:rPr>
+        <w:t xml:space="preserve">The same data transformed via ENS = 10,000 ÷ HHI. More intuitive than raw HHI — readers immediately understand '3.0 effective sources' without needing to learn the HHI scale.</w:t>
+      </w:r>
+    </w:p>
+    <w:p>
+      <w:pPr>
+        <w:pStyle w:val="ListParagraph"/>
+        <w:numPr>
+          <w:ilvl w:val="0"/>
+          <w:numId w:val="2"/>
+        </w:numPr>
+        <w:spacing w:after="90"/>
+      </w:pPr>
+      <w:r>
+        <w:rPr>
+          <w:rFonts w:ascii="Arial" w:cs="Arial" w:eastAsia="Arial" w:hAnsi="Arial"/>
+          <w:b/>
+          <w:bCs/>
+          <w:sz w:val="22"/>
+          <w:szCs w:val="22"/>
+        </w:rPr>
+        <w:t xml:space="preserve">Stacked bar — annual source shares (in dashboard): </w:t>
+      </w:r>
+      <w:r>
+        <w:rPr>
+          <w:rFonts w:ascii="Arial" w:cs="Arial" w:eastAsia="Arial" w:hAnsi="Arial"/>
+          <w:sz w:val="22"/>
+          <w:szCs w:val="22"/>
+        </w:rPr>
+        <w:t xml:space="preserve">Full generation mix faceted by country, enabling visual inspection of which specific sources are gaining or losing share. Confirms that diversification is driven by Wind and Solar entering the mix, not by shuffling among existing fossil sources.</w:t>
+      </w:r>
+    </w:p>
+    <w:p>
+      <w:pPr>
+        <w:pageBreakBefore/>
+      </w:pPr>
+      <w:r>
+        <w:br/>
+      </w:r>
+    </w:p>
+    <w:p>
+      <w:pPr>
         <w:pStyle w:val="Heading1"/>
         <w:pBdr>
           <w:bottom w:val="single" w:color="2E74B5" w:sz="8" w:space="1"/>
@@ -7647,7 +10668,7 @@
           <w:sz w:val="22"/>
           <w:szCs w:val="22"/>
         </w:rPr>
-        <w:t xml:space="preserve">This project set out to answer three questions about the global energy transition. The data provided clear answers to two and a nuanced answer to the third.</w:t>
+        <w:t xml:space="preserve">This project set out to answer four questions about the global energy transition. The data provided clear answers to three and a nuanced answer to the fourth.</w:t>
       </w:r>
     </w:p>
     <w:p>
@@ -7711,6 +10732,27 @@
           <w:szCs w:val="22"/>
         </w:rPr>
         <w:t xml:space="preserve">RQ3 produced the most nuanced finding: the correlation between Wind+Solar penetration and price volatility in Australia is weak (r = 0.26), and the dominant volatility events are attributable to fossil fuel market shocks rather than renewable intermittency. The 2022 energy crisis provides a stark natural experiment — price volatility spiked to its highest level precisely when global gas and coal markets were most stressed, not when renewables were highest.</w:t>
+      </w:r>
+    </w:p>
+    <w:p>
+      <w:pPr>
+        <w:spacing w:after="80"/>
+      </w:pPr>
+      <w:r>
+        <w:t xml:space="preserve"/>
+      </w:r>
+    </w:p>
+    <w:p>
+      <w:pPr>
+        <w:spacing w:after="120"/>
+      </w:pPr>
+      <w:r>
+        <w:rPr>
+          <w:rFonts w:ascii="Arial" w:cs="Arial" w:eastAsia="Arial" w:hAnsi="Arial"/>
+          <w:sz w:val="22"/>
+          <w:szCs w:val="22"/>
+        </w:rPr>
+        <w:t xml:space="preserve">RQ4 revealed an important structural benefit of the transition that RQ1 alone could not capture: Australia's grid is not merely decarbonising — it is diversifying. Its HHI fell by 1,288 points (the equivalent of gaining one full effective source), transforming a coal-dominated monoculture into a genuine multi-source grid. The UK followed a similar pattern at a slower pace. The US, despite being the most diverse grid in absolute terms, is structurally frozen — its diversity is not improving. This finding has direct policy implications: a diversified grid is inherently more resilient to supply shocks, fuel price spikes, and technology-specific disruptions.</w:t>
       </w:r>
     </w:p>
     <w:p>
@@ -7764,7 +10806,7 @@
           <w:sz w:val="22"/>
           <w:szCs w:val="22"/>
         </w:rPr>
-        <w:t xml:space="preserve">On visualisation, the decision to use interactive Shiny dashboards rather than static figures was vindicated by the exploration process: the ability to filter by country, adjust year ranges, and toggle trend lines repeatedly revealed patterns that would have been missed in fixed charts. In hindsight, a greater investment in annotation — labelling specific events (2022 energy crisis, the UK coal closure date, Australia's policy inflection points) directly on the charts — would have made the findings more self-explanatory to a general audience. The dashboards currently require prior knowledge to interpret some of the anomalies.</w:t>
+        <w:t xml:space="preserve">On visualisation, the decision to use interactive Shiny dashboards rather than static figures was vindicated by the exploration process: the ability to filter by country, adjust year ranges, and toggle trend lines repeatedly revealed patterns that would have been missed in fixed charts. The addition of RQ4 and the HHI metric demonstrated the value of applying analytical tools from adjacent fields — economics in this case — to energy data. In hindsight, a greater investment in annotation — labelling specific events (2022 energy crisis, the UK coal closure date, Australia's policy inflection points) directly on the charts — would have made the findings more self-explanatory to a general audience.</w:t>
       </w:r>
     </w:p>
     <w:p>
